--- a/internal_doc/03.开发设计/Story-traceFmt优化函数code编码解析.docx
+++ b/internal_doc/03.开发设计/Story-traceFmt优化函数code编码解析.docx
@@ -342,6 +342,7 @@
         <w:spacing w:line="360" w:lineRule="auto"/>
         <w:rPr>
           <w:rFonts w:asciiTheme="minorEastAsia" w:hAnsiTheme="minorEastAsia"/>
+          <w:bCs/>
         </w:rPr>
       </w:pPr>
       <w:r>
@@ -509,27 +510,80 @@
       <w:r>
         <w:rPr>
           <w:rFonts w:asciiTheme="minorEastAsia" w:hAnsiTheme="minorEastAsia" w:hint="eastAsia"/>
+          <w:bCs/>
         </w:rPr>
         <w:lastRenderedPageBreak/>
-        <w:t>traceFmt</w:t>
+        <w:t xml:space="preserve">option </w:t>
       </w:r>
       <w:r>
         <w:rPr>
           <w:rFonts w:asciiTheme="minorEastAsia" w:hAnsiTheme="minorEastAsia" w:hint="eastAsia"/>
-        </w:rPr>
-        <w:t xml:space="preserve"> 接口新增加一个</w:t>
+          <w:bCs/>
+        </w:rPr>
+        <w:t>默认值</w:t>
       </w:r>
       <w:r>
         <w:rPr>
           <w:rFonts w:asciiTheme="minorEastAsia" w:hAnsiTheme="minorEastAsia" w:hint="eastAsia"/>
-        </w:rPr>
-        <w:t>可选</w:t>
+          <w:bCs/>
+        </w:rPr>
+        <w:t xml:space="preserve">为 </w:t>
+      </w:r>
+      <w:r>
+        <w:rPr>
+          <w:rFonts w:asciiTheme="minorEastAsia" w:hAnsiTheme="minorEastAsia"/>
+          <w:bCs/>
+        </w:rPr>
+        <w:t>{</w:t>
       </w:r>
       <w:r>
         <w:rPr>
           <w:rFonts w:asciiTheme="minorEastAsia" w:hAnsiTheme="minorEastAsia" w:hint="eastAsia"/>
-        </w:rPr>
-        <w:t xml:space="preserve">参数 </w:t>
+          <w:bCs/>
+        </w:rPr>
+        <w:t xml:space="preserve"> </w:t>
+      </w:r>
+      <w:r>
+        <w:rPr>
+          <w:rFonts w:asciiTheme="minorEastAsia" w:hAnsiTheme="minorEastAsia"/>
+          <w:bCs/>
+        </w:rPr>
+        <w:t>UseFunctionListFile</w:t>
+      </w:r>
+      <w:r>
+        <w:rPr>
+          <w:rFonts w:asciiTheme="minorEastAsia" w:hAnsiTheme="minorEastAsia" w:hint="eastAsia"/>
+          <w:bCs/>
+        </w:rPr>
+        <w:t xml:space="preserve"> </w:t>
+      </w:r>
+      <w:r>
+        <w:rPr>
+          <w:rFonts w:asciiTheme="minorEastAsia" w:hAnsiTheme="minorEastAsia"/>
+          <w:bCs/>
+        </w:rPr>
+        <w:t>:</w:t>
+      </w:r>
+      <w:r>
+        <w:rPr>
+          <w:rFonts w:asciiTheme="minorEastAsia" w:hAnsiTheme="minorEastAsia" w:hint="eastAsia"/>
+          <w:bCs/>
+        </w:rPr>
+        <w:t xml:space="preserve"> true</w:t>
+      </w:r>
+      <w:r>
+        <w:rPr>
+          <w:rFonts w:asciiTheme="minorEastAsia" w:hAnsiTheme="minorEastAsia" w:hint="eastAsia"/>
+          <w:bCs/>
+        </w:rPr>
+        <w:t xml:space="preserve"> </w:t>
+      </w:r>
+      <w:r>
+        <w:rPr>
+          <w:rFonts w:asciiTheme="minorEastAsia" w:hAnsiTheme="minorEastAsia"/>
+          <w:bCs/>
+        </w:rPr>
+        <w:t>}</w:t>
       </w:r>
     </w:p>
     <w:p>
@@ -543,76 +597,49 @@
         <w:rPr>
           <w:rFonts w:asciiTheme="minorEastAsia" w:hAnsiTheme="minorEastAsia" w:hint="eastAsia"/>
         </w:rPr>
-        <w:t>当</w:t>
+        <w:t>traceFmt</w:t>
       </w:r>
       <w:r>
         <w:rPr>
           <w:rFonts w:asciiTheme="minorEastAsia" w:hAnsiTheme="minorEastAsia" w:hint="eastAsia"/>
         </w:rPr>
-        <w:t xml:space="preserve"> option</w:t>
+        <w:t xml:space="preserve"> 接口新增加一个</w:t>
       </w:r>
       <w:r>
         <w:rPr>
           <w:rFonts w:asciiTheme="minorEastAsia" w:hAnsiTheme="minorEastAsia" w:hint="eastAsia"/>
         </w:rPr>
-        <w:t xml:space="preserve"> </w:t>
+        <w:t>可选</w:t>
       </w:r>
       <w:r>
         <w:rPr>
           <w:rFonts w:asciiTheme="minorEastAsia" w:hAnsiTheme="minorEastAsia" w:hint="eastAsia"/>
         </w:rPr>
-        <w:t>为</w:t>
-      </w:r>
-      <w:r>
-        <w:rPr>
-          <w:rFonts w:asciiTheme="minorEastAsia" w:hAnsiTheme="minorEastAsia" w:hint="eastAsia"/>
-        </w:rPr>
-        <w:t xml:space="preserve"> </w:t>
-      </w:r>
-      <w:r>
-        <w:rPr>
-          <w:rFonts w:hint="eastAsia"/>
-        </w:rPr>
-        <w:t xml:space="preserve">{ FuncList : "file" } </w:t>
-      </w:r>
-      <w:r>
-        <w:rPr>
-          <w:rFonts w:asciiTheme="minorEastAsia" w:hAnsiTheme="minorEastAsia" w:hint="eastAsia"/>
-        </w:rPr>
-        <w:t>时，</w:t>
-      </w:r>
-      <w:r>
-        <w:rPr>
-          <w:rFonts w:asciiTheme="minorEastAsia" w:hAnsiTheme="minorEastAsia" w:hint="eastAsia"/>
-        </w:rPr>
-        <w:t>会读取外部文件的</w:t>
-      </w:r>
-      <w:r>
-        <w:rPr>
-          <w:rFonts w:hint="eastAsia"/>
-        </w:rPr>
-        <w:t>函数解析符号表来解析二进制文件中的函数名</w:t>
-      </w:r>
-      <w:r>
-        <w:rPr>
-          <w:rFonts w:hint="eastAsia"/>
-        </w:rPr>
-        <w:t>；</w:t>
+        <w:t xml:space="preserve">参数 </w:t>
       </w:r>
     </w:p>
     <w:p>
       <w:pPr>
         <w:spacing w:line="360" w:lineRule="auto"/>
-      </w:pPr>
-      <w:r>
-        <w:rPr>
-          <w:rFonts w:hint="eastAsia"/>
+        <w:rPr>
+          <w:rFonts w:asciiTheme="minorEastAsia" w:hAnsiTheme="minorEastAsia"/>
+        </w:rPr>
+      </w:pPr>
+      <w:r>
+        <w:rPr>
+          <w:rFonts w:asciiTheme="minorEastAsia" w:hAnsiTheme="minorEastAsia" w:hint="eastAsia"/>
         </w:rPr>
         <w:t>当</w:t>
       </w:r>
       <w:r>
         <w:rPr>
-          <w:rFonts w:hint="eastAsia"/>
+          <w:rFonts w:asciiTheme="minorEastAsia" w:hAnsiTheme="minorEastAsia" w:hint="eastAsia"/>
+        </w:rPr>
+        <w:t xml:space="preserve"> option</w:t>
+      </w:r>
+      <w:r>
+        <w:rPr>
+          <w:rFonts w:asciiTheme="minorEastAsia" w:hAnsiTheme="minorEastAsia" w:hint="eastAsia"/>
         </w:rPr>
         <w:t xml:space="preserve"> </w:t>
       </w:r>
@@ -620,6 +647,135 @@
         <w:rPr>
           <w:rFonts w:asciiTheme="minorEastAsia" w:hAnsiTheme="minorEastAsia" w:hint="eastAsia"/>
         </w:rPr>
+        <w:t>为</w:t>
+      </w:r>
+      <w:r>
+        <w:rPr>
+          <w:rFonts w:asciiTheme="minorEastAsia" w:hAnsiTheme="minorEastAsia" w:hint="eastAsia"/>
+        </w:rPr>
+        <w:t xml:space="preserve"> </w:t>
+      </w:r>
+      <w:r>
+        <w:rPr>
+          <w:rFonts w:asciiTheme="minorEastAsia" w:hAnsiTheme="minorEastAsia"/>
+          <w:bCs/>
+        </w:rPr>
+        <w:t>{</w:t>
+      </w:r>
+      <w:r>
+        <w:rPr>
+          <w:rFonts w:asciiTheme="minorEastAsia" w:hAnsiTheme="minorEastAsia" w:hint="eastAsia"/>
+          <w:bCs/>
+        </w:rPr>
+        <w:t xml:space="preserve"> </w:t>
+      </w:r>
+      <w:r>
+        <w:rPr>
+          <w:rFonts w:asciiTheme="minorEastAsia" w:hAnsiTheme="minorEastAsia"/>
+          <w:bCs/>
+        </w:rPr>
+        <w:t>UseFunctionListFile</w:t>
+      </w:r>
+      <w:r>
+        <w:rPr>
+          <w:rFonts w:asciiTheme="minorEastAsia" w:hAnsiTheme="minorEastAsia" w:hint="eastAsia"/>
+          <w:bCs/>
+        </w:rPr>
+        <w:t xml:space="preserve"> </w:t>
+      </w:r>
+      <w:r>
+        <w:rPr>
+          <w:rFonts w:asciiTheme="minorEastAsia" w:hAnsiTheme="minorEastAsia"/>
+          <w:bCs/>
+        </w:rPr>
+        <w:t>:</w:t>
+      </w:r>
+      <w:r>
+        <w:rPr>
+          <w:rFonts w:asciiTheme="minorEastAsia" w:hAnsiTheme="minorEastAsia" w:hint="eastAsia"/>
+          <w:bCs/>
+        </w:rPr>
+        <w:t xml:space="preserve"> </w:t>
+      </w:r>
+      <w:r>
+        <w:rPr>
+          <w:rFonts w:asciiTheme="minorEastAsia" w:hAnsiTheme="minorEastAsia" w:hint="eastAsia"/>
+          <w:bCs/>
+        </w:rPr>
+        <w:t>true</w:t>
+      </w:r>
+      <w:r>
+        <w:rPr>
+          <w:rFonts w:asciiTheme="minorEastAsia" w:hAnsiTheme="minorEastAsia" w:hint="eastAsia"/>
+          <w:bCs/>
+        </w:rPr>
+        <w:t xml:space="preserve"> </w:t>
+      </w:r>
+      <w:r>
+        <w:rPr>
+          <w:rFonts w:asciiTheme="minorEastAsia" w:hAnsiTheme="minorEastAsia"/>
+          <w:bCs/>
+        </w:rPr>
+        <w:t>}</w:t>
+      </w:r>
+      <w:r>
+        <w:rPr>
+          <w:rFonts w:asciiTheme="minorEastAsia" w:hAnsiTheme="minorEastAsia" w:hint="eastAsia"/>
+          <w:bCs/>
+        </w:rPr>
+        <w:t xml:space="preserve"> </w:t>
+      </w:r>
+      <w:r>
+        <w:rPr>
+          <w:rFonts w:asciiTheme="minorEastAsia" w:hAnsiTheme="minorEastAsia" w:hint="eastAsia"/>
+        </w:rPr>
+        <w:t>时，</w:t>
+      </w:r>
+      <w:r>
+        <w:rPr>
+          <w:rFonts w:asciiTheme="minorEastAsia" w:hAnsiTheme="minorEastAsia" w:hint="eastAsia"/>
+        </w:rPr>
+        <w:t>会读取</w:t>
+      </w:r>
+      <w:r>
+        <w:rPr>
+          <w:rFonts w:hint="eastAsia"/>
+        </w:rPr>
+        <w:t>已经序列化到二进制文件中的函数符号表</w:t>
+      </w:r>
+      <w:r>
+        <w:rPr>
+          <w:rFonts w:hint="eastAsia"/>
+        </w:rPr>
+        <w:t>来解析二进制文件中的函数名</w:t>
+      </w:r>
+      <w:r>
+        <w:rPr>
+          <w:rFonts w:hint="eastAsia"/>
+        </w:rPr>
+        <w:t>；</w:t>
+      </w:r>
+    </w:p>
+    <w:p>
+      <w:pPr>
+        <w:spacing w:line="360" w:lineRule="auto"/>
+      </w:pPr>
+      <w:r>
+        <w:rPr>
+          <w:rFonts w:hint="eastAsia"/>
+        </w:rPr>
+        <w:t>当</w:t>
+      </w:r>
+      <w:r>
+        <w:rPr>
+          <w:rFonts w:hint="eastAsia"/>
+        </w:rPr>
+        <w:t xml:space="preserve"> </w:t>
+      </w:r>
+      <w:r>
+        <w:rPr>
+          <w:rFonts w:asciiTheme="minorEastAsia" w:hAnsiTheme="minorEastAsia" w:hint="eastAsia"/>
+        </w:rPr>
         <w:t>option</w:t>
       </w:r>
       <w:r>
@@ -638,7 +794,77 @@
         <w:rPr>
           <w:rFonts w:hint="eastAsia"/>
         </w:rPr>
-        <w:t xml:space="preserve"> { FuncList : "local" } </w:t>
+        <w:t xml:space="preserve"> </w:t>
+      </w:r>
+      <w:r>
+        <w:rPr>
+          <w:rFonts w:asciiTheme="minorEastAsia" w:hAnsiTheme="minorEastAsia"/>
+          <w:bCs/>
+        </w:rPr>
+        <w:t>{</w:t>
+      </w:r>
+      <w:r>
+        <w:rPr>
+          <w:rFonts w:asciiTheme="minorEastAsia" w:hAnsiTheme="minorEastAsia" w:hint="eastAsia"/>
+          <w:bCs/>
+        </w:rPr>
+        <w:t xml:space="preserve"> </w:t>
+      </w:r>
+      <w:r>
+        <w:rPr>
+          <w:rFonts w:asciiTheme="minorEastAsia" w:hAnsiTheme="minorEastAsia"/>
+          <w:bCs/>
+        </w:rPr>
+        <w:t>UseFunctionListFile</w:t>
+      </w:r>
+      <w:r>
+        <w:rPr>
+          <w:rFonts w:asciiTheme="minorEastAsia" w:hAnsiTheme="minorEastAsia" w:hint="eastAsia"/>
+          <w:bCs/>
+        </w:rPr>
+        <w:t xml:space="preserve"> </w:t>
+      </w:r>
+      <w:r>
+        <w:rPr>
+          <w:rFonts w:asciiTheme="minorEastAsia" w:hAnsiTheme="minorEastAsia"/>
+          <w:bCs/>
+        </w:rPr>
+        <w:t>:</w:t>
+      </w:r>
+      <w:r>
+        <w:rPr>
+          <w:rFonts w:asciiTheme="minorEastAsia" w:hAnsiTheme="minorEastAsia" w:hint="eastAsia"/>
+          <w:bCs/>
+        </w:rPr>
+        <w:t xml:space="preserve"> </w:t>
+      </w:r>
+      <w:r>
+        <w:rPr>
+          <w:rFonts w:asciiTheme="minorEastAsia" w:hAnsiTheme="minorEastAsia" w:hint="eastAsia"/>
+          <w:bCs/>
+        </w:rPr>
+        <w:t>false</w:t>
+      </w:r>
+      <w:r>
+        <w:rPr>
+          <w:rFonts w:asciiTheme="minorEastAsia" w:hAnsiTheme="minorEastAsia" w:hint="eastAsia"/>
+          <w:bCs/>
+        </w:rPr>
+        <w:t xml:space="preserve"> </w:t>
+      </w:r>
+      <w:r>
+        <w:rPr>
+          <w:rFonts w:asciiTheme="minorEastAsia" w:hAnsiTheme="minorEastAsia"/>
+          <w:bCs/>
+        </w:rPr>
+        <w:t>}</w:t>
+      </w:r>
+      <w:r>
+        <w:rPr>
+          <w:rFonts w:asciiTheme="minorEastAsia" w:hAnsiTheme="minorEastAsia" w:hint="eastAsia"/>
+          <w:bCs/>
+        </w:rPr>
+        <w:t xml:space="preserve"> </w:t>
       </w:r>
       <w:r>
         <w:rPr>
@@ -650,7 +876,25 @@
         <w:rPr>
           <w:rFonts w:hint="eastAsia"/>
         </w:rPr>
-        <w:t>读取已经序列化到二进制文件中的函数解析符号表来解析二进制文件中的函数名。</w:t>
+        <w:t>读取</w:t>
+      </w:r>
+      <w:r>
+        <w:rPr>
+          <w:rFonts w:asciiTheme="minorEastAsia" w:hAnsiTheme="minorEastAsia" w:hint="eastAsia"/>
+        </w:rPr>
+        <w:t>外部文件的</w:t>
+      </w:r>
+      <w:r>
+        <w:rPr>
+          <w:rFonts w:hint="eastAsia"/>
+        </w:rPr>
+        <w:t>函数符号表</w:t>
+      </w:r>
+      <w:r>
+        <w:rPr>
+          <w:rFonts w:hint="eastAsia"/>
+        </w:rPr>
+        <w:t>来解析二进制文件中的函数名。</w:t>
       </w:r>
     </w:p>
     <w:p>
@@ -767,7 +1011,35 @@
           <w:rFonts w:asciiTheme="minorEastAsia" w:hAnsiTheme="minorEastAsia" w:hint="eastAsia"/>
           <w:szCs w:val="21"/>
         </w:rPr>
-        <w:t>包含头部信息和数据信息。</w:t>
+        <w:t>包含</w:t>
+      </w:r>
+      <w:r>
+        <w:rPr>
+          <w:rFonts w:asciiTheme="minorEastAsia" w:hAnsiTheme="minorEastAsia" w:hint="eastAsia"/>
+          <w:szCs w:val="21"/>
+        </w:rPr>
+        <w:t>文件</w:t>
+      </w:r>
+      <w:r>
+        <w:rPr>
+          <w:rFonts w:asciiTheme="minorEastAsia" w:hAnsiTheme="minorEastAsia" w:hint="eastAsia"/>
+          <w:szCs w:val="21"/>
+        </w:rPr>
+        <w:t>头部和</w:t>
+      </w:r>
+      <w:r>
+        <w:rPr>
+          <w:rFonts w:asciiTheme="minorEastAsia" w:hAnsiTheme="minorEastAsia" w:hint="eastAsia"/>
+          <w:szCs w:val="21"/>
+        </w:rPr>
+        <w:t>跟踪</w:t>
+      </w:r>
+      <w:r>
+        <w:rPr>
+          <w:rFonts w:asciiTheme="minorEastAsia" w:hAnsiTheme="minorEastAsia" w:hint="eastAsia"/>
+          <w:szCs w:val="21"/>
+        </w:rPr>
+        <w:t>数据。</w:t>
       </w:r>
       <w:r>
         <w:rPr>
@@ -810,16 +1082,46 @@
             <v:path o:extrusionok="f" gradientshapeok="t" o:connecttype="rect"/>
             <o:lock v:ext="edit" aspectratio="t"/>
           </v:shapetype>
-          <v:shape id="_x0000_i1025" type="#_x0000_t75" style="width:286.4pt;height:347.1pt" o:ole="">
+          <v:shape id="_x0000_i1025" type="#_x0000_t75" style="width:286.1pt;height:347.5pt" o:ole="">
             <v:imagedata r:id="rId7" o:title=""/>
           </v:shape>
-          <o:OLEObject Type="Embed" ProgID="Visio.Drawing.11" ShapeID="_x0000_i1025" DrawAspect="Content" ObjectID="_1608016087" r:id="rId8"/>
+          <o:OLEObject Type="Embed" ProgID="Visio.Drawing.11" ShapeID="_x0000_i1025" DrawAspect="Content" ObjectID="_1609053056" r:id="rId8"/>
         </w:object>
       </w:r>
     </w:p>
     <w:p>
       <w:pPr>
         <w:spacing w:line="360" w:lineRule="auto"/>
+        <w:jc w:val="center"/>
+        <w:rPr>
+          <w:rFonts w:ascii="黑体" w:eastAsia="黑体" w:hAnsi="黑体"/>
+          <w:b/>
+          <w:sz w:val="18"/>
+          <w:szCs w:val="18"/>
+        </w:rPr>
+      </w:pPr>
+      <w:r>
+        <w:rPr>
+          <w:rFonts w:ascii="黑体" w:eastAsia="黑体" w:hAnsi="黑体" w:hint="eastAsia"/>
+          <w:b/>
+          <w:sz w:val="18"/>
+          <w:szCs w:val="18"/>
+        </w:rPr>
+        <w:t>图1.1</w:t>
+      </w:r>
+      <w:r>
+        <w:rPr>
+          <w:rFonts w:ascii="黑体" w:eastAsia="黑体" w:hAnsi="黑体" w:hint="eastAsia"/>
+          <w:b/>
+          <w:sz w:val="18"/>
+          <w:szCs w:val="18"/>
+        </w:rPr>
+        <w:t xml:space="preserve"> 旧 dump 文件结构</w:t>
+      </w:r>
+    </w:p>
+    <w:p>
+      <w:pPr>
+        <w:spacing w:line="360" w:lineRule="auto"/>
         <w:jc w:val="left"/>
         <w:rPr>
           <w:rFonts w:asciiTheme="minorEastAsia" w:hAnsiTheme="minorEastAsia"/>
@@ -830,7 +1132,6 @@
         <w:rPr>
           <w:rFonts w:hint="eastAsia"/>
         </w:rPr>
-        <w:lastRenderedPageBreak/>
         <w:t xml:space="preserve">  </w:t>
       </w:r>
       <w:r>
@@ -844,18 +1145,68 @@
       <w:pPr>
         <w:spacing w:line="360" w:lineRule="auto"/>
         <w:jc w:val="center"/>
+      </w:pPr>
+      <w:r>
+        <w:object w:dxaOrig="5728" w:dyaOrig="4611">
+          <v:shape id="_x0000_i1026" type="#_x0000_t75" style="width:286.1pt;height:230.4pt" o:ole="">
+            <v:imagedata r:id="rId9" o:title=""/>
+          </v:shape>
+          <o:OLEObject Type="Embed" ProgID="Visio.Drawing.11" ShapeID="_x0000_i1026" DrawAspect="Content" ObjectID="_1609053057" r:id="rId10"/>
+        </w:object>
+      </w:r>
+    </w:p>
+    <w:p>
+      <w:pPr>
+        <w:spacing w:line="360" w:lineRule="auto"/>
+        <w:jc w:val="center"/>
+        <w:rPr>
+          <w:rFonts w:ascii="黑体" w:eastAsia="黑体" w:hAnsi="黑体"/>
+          <w:b/>
+          <w:sz w:val="18"/>
+          <w:szCs w:val="18"/>
+        </w:rPr>
+      </w:pPr>
+      <w:r>
+        <w:rPr>
+          <w:rFonts w:ascii="黑体" w:eastAsia="黑体" w:hAnsi="黑体" w:hint="eastAsia"/>
+          <w:b/>
+          <w:sz w:val="18"/>
+          <w:szCs w:val="18"/>
+        </w:rPr>
+        <w:t>图</w:t>
+      </w:r>
+      <w:r>
+        <w:rPr>
+          <w:rFonts w:ascii="黑体" w:eastAsia="黑体" w:hAnsi="黑体" w:hint="eastAsia"/>
+          <w:b/>
+          <w:sz w:val="18"/>
+          <w:szCs w:val="18"/>
+        </w:rPr>
+        <w:t>1.2 旧 dump 文件头部结构</w:t>
+      </w:r>
+    </w:p>
+    <w:p>
+      <w:pPr>
+        <w:spacing w:line="360" w:lineRule="auto"/>
         <w:rPr>
           <w:rFonts w:asciiTheme="minorEastAsia" w:hAnsiTheme="minorEastAsia"/>
           <w:szCs w:val="21"/>
         </w:rPr>
       </w:pPr>
       <w:r>
-        <w:object w:dxaOrig="5728" w:dyaOrig="4611">
-          <v:shape id="_x0000_i1026" type="#_x0000_t75" style="width:286.4pt;height:230.5pt" o:ole="">
-            <v:imagedata r:id="rId9" o:title=""/>
-          </v:shape>
-          <o:OLEObject Type="Embed" ProgID="Visio.Drawing.11" ShapeID="_x0000_i1026" DrawAspect="Content" ObjectID="_1608016088" r:id="rId10"/>
-        </w:object>
+        <w:rPr>
+          <w:rFonts w:asciiTheme="minorEastAsia" w:hAnsiTheme="minorEastAsia" w:hint="eastAsia"/>
+          <w:szCs w:val="21"/>
+        </w:rPr>
+        <w:t xml:space="preserve">  用户开启数据库引擎跟踪程序时会自定义一个大小恒定的数据区（假设是 100 字节）。</w:t>
+      </w:r>
+      <w:r>
+        <w:rPr>
+          <w:rFonts w:asciiTheme="minorEastAsia" w:hAnsiTheme="minorEastAsia" w:hint="eastAsia"/>
+          <w:szCs w:val="21"/>
+        </w:rPr>
+        <w:lastRenderedPageBreak/>
+        <w:t>程序序列化跟踪信息和解析二进制文件都是以 trunk 为单位进行读写的。先把头部信息序列化，然后开始序列化跟踪信息。</w:t>
       </w:r>
     </w:p>
     <w:p>
@@ -871,23 +1222,35 @@
           <w:rFonts w:asciiTheme="minorEastAsia" w:hAnsiTheme="minorEastAsia" w:hint="eastAsia"/>
           <w:szCs w:val="21"/>
         </w:rPr>
-        <w:t xml:space="preserve">  用户开启数据库引擎跟踪程序时会自定义一个大小恒定的数据区（假设是 100 字节）。程序序列化跟踪信息和解析二进制文件都是以 trunk 为单位进行读写的。先把头部信息序列化，然后开始序列化跟踪信息。</w:t>
-      </w:r>
-    </w:p>
-    <w:p>
-      <w:pPr>
-        <w:spacing w:line="360" w:lineRule="auto"/>
-        <w:rPr>
-          <w:rFonts w:asciiTheme="minorEastAsia" w:hAnsiTheme="minorEastAsia"/>
-          <w:szCs w:val="21"/>
-        </w:rPr>
-      </w:pPr>
+        <w:t xml:space="preserve">  _bufHeader</w:t>
+      </w:r>
       <w:r>
         <w:rPr>
           <w:rFonts w:asciiTheme="minorEastAsia" w:hAnsiTheme="minorEastAsia" w:hint="eastAsia"/>
           <w:szCs w:val="21"/>
         </w:rPr>
-        <w:t xml:space="preserve">  _bufHeader指向了文件数据部分的开始位置， _bufTail 指向了文件数据部分的结束位置。</w:t>
+        <w:t>指向了跟踪</w:t>
+      </w:r>
+      <w:r>
+        <w:rPr>
+          <w:rFonts w:asciiTheme="minorEastAsia" w:hAnsiTheme="minorEastAsia" w:hint="eastAsia"/>
+          <w:szCs w:val="21"/>
+        </w:rPr>
+        <w:t xml:space="preserve">数据部分的开始位置， _bufTail </w:t>
+      </w:r>
+      <w:r>
+        <w:rPr>
+          <w:rFonts w:asciiTheme="minorEastAsia" w:hAnsiTheme="minorEastAsia" w:hint="eastAsia"/>
+          <w:szCs w:val="21"/>
+        </w:rPr>
+        <w:t>指向了跟踪</w:t>
+      </w:r>
+      <w:r>
+        <w:rPr>
+          <w:rFonts w:asciiTheme="minorEastAsia" w:hAnsiTheme="minorEastAsia" w:hint="eastAsia"/>
+          <w:szCs w:val="21"/>
+        </w:rPr>
+        <w:t>数据部分的结束位置。</w:t>
       </w:r>
       <w:r>
         <w:rPr>
@@ -935,52 +1298,19 @@
     </w:p>
     <w:p>
       <w:pPr>
-        <w:spacing w:line="360" w:lineRule="auto"/>
-      </w:pPr>
-      <w:r>
-        <w:rPr>
-          <w:rFonts w:hint="eastAsia"/>
-        </w:rPr>
-        <w:t xml:space="preserve">  </w:t>
-      </w:r>
-      <w:r>
-        <w:rPr>
-          <w:rFonts w:hint="eastAsia"/>
-        </w:rPr>
-        <w:t>当前版本</w:t>
-      </w:r>
-      <w:r>
-        <w:rPr>
-          <w:rFonts w:hint="eastAsia"/>
-        </w:rPr>
-        <w:t xml:space="preserve"> traceFmat </w:t>
-      </w:r>
-      <w:r>
-        <w:rPr>
-          <w:rFonts w:hint="eastAsia"/>
-        </w:rPr>
-        <w:t>解析二进制文件依赖于外部文件中的函数名称数组</w:t>
-      </w:r>
-      <w:r>
-        <w:t>_pTraceFunctionList</w:t>
-      </w:r>
-      <w:r>
-        <w:rPr>
-          <w:rFonts w:hint="eastAsia"/>
-        </w:rPr>
-        <w:t xml:space="preserve"> </w:t>
-      </w:r>
-      <w:r>
-        <w:rPr>
-          <w:rFonts w:hint="eastAsia"/>
-        </w:rPr>
-        <w:t>，为了消除这个依赖可以把这个数组序列化到二进制文件</w:t>
-      </w:r>
-      <w:r>
-        <w:rPr>
-          <w:rFonts w:hint="eastAsia"/>
-        </w:rPr>
-        <w:t>中。</w:t>
+        <w:pStyle w:val="Heading4"/>
+      </w:pPr>
+      <w:r>
+        <w:rPr>
+          <w:rFonts w:hint="eastAsia"/>
+        </w:rPr>
+        <w:t xml:space="preserve">2.1 </w:t>
+      </w:r>
+      <w:r>
+        <w:rPr>
+          <w:rFonts w:hint="eastAsia"/>
+        </w:rPr>
+        <w:t>文件结构</w:t>
       </w:r>
     </w:p>
     <w:p>
@@ -997,19 +1327,40 @@
         <w:rPr>
           <w:rFonts w:hint="eastAsia"/>
         </w:rPr>
-        <w:t>在解析</w:t>
-      </w:r>
-      <w:r>
-        <w:rPr>
-          <w:rFonts w:hint="eastAsia"/>
-        </w:rPr>
-        <w:t>函数名称时，就可以根据二进制文件中存储的函数名称的索引直接在文件中存储</w:t>
-      </w:r>
-      <w:r>
-        <w:rPr>
-          <w:rFonts w:hint="eastAsia"/>
-        </w:rPr>
-        <w:t>的数组获取对应的函数名称。</w:t>
+        <w:t>当前版本</w:t>
+      </w:r>
+      <w:r>
+        <w:rPr>
+          <w:rFonts w:hint="eastAsia"/>
+        </w:rPr>
+        <w:t xml:space="preserve"> traceFmat </w:t>
+      </w:r>
+      <w:r>
+        <w:rPr>
+          <w:rFonts w:hint="eastAsia"/>
+        </w:rPr>
+        <w:t>解析二进制文件依赖于外部文件中的函数名称数组</w:t>
+      </w:r>
+      <w:r>
+        <w:t>_pTraceFunctionList</w:t>
+      </w:r>
+      <w:r>
+        <w:rPr>
+          <w:rFonts w:hint="eastAsia"/>
+        </w:rPr>
+        <w:t xml:space="preserve"> </w:t>
+      </w:r>
+      <w:r>
+        <w:rPr>
+          <w:rFonts w:hint="eastAsia"/>
+        </w:rPr>
+        <w:t>，为了消除这个依赖可以把这个数组序列化到二进制文件</w:t>
+      </w:r>
+      <w:r>
+        <w:rPr>
+          <w:rFonts w:hint="eastAsia"/>
+        </w:rPr>
+        <w:t>中。</w:t>
       </w:r>
     </w:p>
     <w:p>
@@ -1026,233 +1377,172 @@
         <w:rPr>
           <w:rFonts w:hint="eastAsia"/>
         </w:rPr>
-        <w:t>新设计的文件</w:t>
-      </w:r>
-      <w:r>
-        <w:rPr>
-          <w:rFonts w:hint="eastAsia"/>
-        </w:rPr>
-        <w:t>包含文件头部、函数名长度、函数名数组和数据</w:t>
-      </w:r>
-      <w:r>
-        <w:rPr>
-          <w:rFonts w:hint="eastAsia"/>
-        </w:rPr>
-        <w:t>结构</w:t>
-      </w:r>
-      <w:r>
-        <w:rPr>
-          <w:rFonts w:hint="eastAsia"/>
-        </w:rPr>
-        <w:t>，结构</w:t>
-      </w:r>
-      <w:r>
-        <w:rPr>
-          <w:rFonts w:hint="eastAsia"/>
-        </w:rPr>
-        <w:t>如下图所示：</w:t>
+        <w:t>在解析</w:t>
+      </w:r>
+      <w:r>
+        <w:rPr>
+          <w:rFonts w:hint="eastAsia"/>
+        </w:rPr>
+        <w:t>函数名称时，就可以根据二进制文件中存储的函数名称的索引间接</w:t>
+      </w:r>
+      <w:r>
+        <w:rPr>
+          <w:rFonts w:hint="eastAsia"/>
+        </w:rPr>
+        <w:t>在文件中存储</w:t>
+      </w:r>
+      <w:r>
+        <w:rPr>
+          <w:rFonts w:hint="eastAsia"/>
+        </w:rPr>
+        <w:t>的数组获取对应的函数名称。</w:t>
       </w:r>
     </w:p>
     <w:p>
       <w:pPr>
         <w:spacing w:line="360" w:lineRule="auto"/>
+      </w:pPr>
+      <w:r>
+        <w:rPr>
+          <w:rFonts w:hint="eastAsia"/>
+        </w:rPr>
+        <w:t xml:space="preserve">  </w:t>
+      </w:r>
+      <w:r>
+        <w:rPr>
+          <w:rFonts w:hint="eastAsia"/>
+        </w:rPr>
+        <w:t>新设计的文件</w:t>
+      </w:r>
+      <w:r>
+        <w:rPr>
+          <w:rFonts w:hint="eastAsia"/>
+        </w:rPr>
+        <w:t>包含文件头部、</w:t>
+      </w:r>
+      <w:r>
+        <w:rPr>
+          <w:rFonts w:hint="eastAsia"/>
+        </w:rPr>
+        <w:t>跟踪数据和函数符号表</w:t>
+      </w:r>
+      <w:r>
+        <w:rPr>
+          <w:rFonts w:hint="eastAsia"/>
+        </w:rPr>
+        <w:t>，结构</w:t>
+      </w:r>
+      <w:r>
+        <w:rPr>
+          <w:rFonts w:hint="eastAsia"/>
+        </w:rPr>
+        <w:t>如下图所示：</w:t>
+      </w:r>
+    </w:p>
+    <w:p>
+      <w:pPr>
+        <w:spacing w:line="360" w:lineRule="auto"/>
         <w:jc w:val="center"/>
       </w:pPr>
       <w:r>
-        <w:object w:dxaOrig="5725" w:dyaOrig="6957">
-          <v:shape id="_x0000_i1027" type="#_x0000_t75" style="width:286.4pt;height:347.65pt" o:ole="">
+        <w:object w:dxaOrig="5725" w:dyaOrig="6660">
+          <v:shape id="_x0000_i1027" type="#_x0000_t75" style="width:286.1pt;height:333.1pt" o:ole="">
             <v:imagedata r:id="rId11" o:title=""/>
           </v:shape>
-          <o:OLEObject Type="Embed" ProgID="Visio.Drawing.11" ShapeID="_x0000_i1027" DrawAspect="Content" ObjectID="_1608016089" r:id="rId12"/>
+          <o:OLEObject Type="Embed" ProgID="Visio.Drawing.11" ShapeID="_x0000_i1027" DrawAspect="Content" ObjectID="_1609053058" r:id="rId12"/>
         </w:object>
       </w:r>
     </w:p>
     <w:p>
       <w:pPr>
         <w:spacing w:line="360" w:lineRule="auto"/>
-        <w:jc w:val="left"/>
-      </w:pPr>
-      <w:r>
-        <w:rPr>
-          <w:rFonts w:hint="eastAsia"/>
-        </w:rPr>
-        <w:t xml:space="preserve">  </w:t>
-      </w:r>
-      <w:r>
-        <w:rPr>
-          <w:rFonts w:hint="eastAsia"/>
-        </w:rPr>
-        <w:t>新设计的文件头部结构如下图：</w:t>
+        <w:jc w:val="center"/>
+        <w:rPr>
+          <w:rFonts w:ascii="黑体" w:eastAsia="黑体" w:hAnsi="黑体"/>
+          <w:b/>
+          <w:sz w:val="18"/>
+          <w:szCs w:val="18"/>
+        </w:rPr>
+      </w:pPr>
+      <w:r>
+        <w:rPr>
+          <w:rFonts w:ascii="黑体" w:eastAsia="黑体" w:hAnsi="黑体" w:hint="eastAsia"/>
+          <w:b/>
+          <w:sz w:val="18"/>
+          <w:szCs w:val="18"/>
+        </w:rPr>
+        <w:t>图</w:t>
+      </w:r>
+      <w:r>
+        <w:rPr>
+          <w:rFonts w:ascii="黑体" w:eastAsia="黑体" w:hAnsi="黑体" w:hint="eastAsia"/>
+          <w:b/>
+          <w:sz w:val="18"/>
+          <w:szCs w:val="18"/>
+        </w:rPr>
+        <w:t>2.1 新 dump 文件结构</w:t>
       </w:r>
     </w:p>
     <w:p>
       <w:pPr>
         <w:spacing w:line="360" w:lineRule="auto"/>
+        <w:jc w:val="left"/>
+      </w:pPr>
+      <w:r>
+        <w:rPr>
+          <w:rFonts w:hint="eastAsia"/>
+        </w:rPr>
+        <w:t xml:space="preserve">  </w:t>
+      </w:r>
+      <w:r>
+        <w:rPr>
+          <w:rFonts w:hint="eastAsia"/>
+        </w:rPr>
+        <w:t>新设计的文件头部结构如下图：</w:t>
+      </w:r>
+    </w:p>
+    <w:p>
+      <w:pPr>
+        <w:spacing w:line="360" w:lineRule="auto"/>
         <w:jc w:val="center"/>
       </w:pPr>
       <w:r>
-        <w:object w:dxaOrig="5729" w:dyaOrig="7595">
-          <v:shape id="_x0000_i1029" type="#_x0000_t75" style="width:286.4pt;height:379.9pt" o:ole="">
+        <w:object w:dxaOrig="5730" w:dyaOrig="7596">
+          <v:shape id="_x0000_i1028" type="#_x0000_t75" style="width:286.75pt;height:380.05pt" o:ole="">
             <v:imagedata r:id="rId13" o:title=""/>
           </v:shape>
-          <o:OLEObject Type="Embed" ProgID="Visio.Drawing.11" ShapeID="_x0000_i1029" DrawAspect="Content" ObjectID="_1608016090" r:id="rId14"/>
+          <o:OLEObject Type="Embed" ProgID="Visio.Drawing.11" ShapeID="_x0000_i1028" DrawAspect="Content" ObjectID="_1609053059" r:id="rId14"/>
         </w:object>
       </w:r>
     </w:p>
     <w:p>
       <w:pPr>
         <w:spacing w:line="360" w:lineRule="auto"/>
-        <w:jc w:val="left"/>
-      </w:pPr>
-      <w:r>
-        <w:rPr>
-          <w:rFonts w:hint="eastAsia"/>
-        </w:rPr>
-        <w:t xml:space="preserve">  </w:t>
-      </w:r>
-      <w:r>
-        <w:rPr>
-          <w:rFonts w:hint="eastAsia"/>
-        </w:rPr>
-        <w:t>新设计的文件还增加了</w:t>
-      </w:r>
-      <w:r>
-        <w:rPr>
-          <w:rFonts w:hint="eastAsia"/>
-        </w:rPr>
-        <w:t xml:space="preserve"> </w:t>
-      </w:r>
-      <w:r>
-        <w:t>functionsList</w:t>
-      </w:r>
-      <w:r>
-        <w:rPr>
-          <w:rFonts w:hint="eastAsia"/>
-        </w:rPr>
-        <w:t xml:space="preserve"> </w:t>
-      </w:r>
-      <w:r>
-        <w:rPr>
-          <w:rFonts w:hint="eastAsia"/>
-          <w:lang w:val="zh-CN"/>
-        </w:rPr>
-        <w:t>和</w:t>
-      </w:r>
-      <w:r>
-        <w:t xml:space="preserve"> func</w:t>
-      </w:r>
-      <w:r>
-        <w:rPr>
-          <w:rFonts w:hint="eastAsia"/>
-        </w:rPr>
-        <w:t>Offset</w:t>
-      </w:r>
-      <w:r>
-        <w:rPr>
-          <w:rFonts w:hint="eastAsia"/>
-        </w:rPr>
-        <w:t xml:space="preserve"> </w:t>
-      </w:r>
-      <w:r>
-        <w:rPr>
-          <w:rFonts w:hint="eastAsia"/>
-        </w:rPr>
-        <w:t>数组。</w:t>
-      </w:r>
-      <w:r>
-        <w:rPr>
-          <w:rFonts w:hint="eastAsia"/>
-        </w:rPr>
-        <w:t xml:space="preserve"> </w:t>
-      </w:r>
-      <w:r>
-        <w:t>functionsList</w:t>
-      </w:r>
-      <w:r>
-        <w:rPr>
-          <w:rFonts w:hint="eastAsia"/>
-        </w:rPr>
-        <w:t xml:space="preserve"> </w:t>
-      </w:r>
-      <w:r>
-        <w:rPr>
-          <w:rFonts w:hint="eastAsia"/>
-          <w:lang w:val="zh-CN"/>
-        </w:rPr>
-        <w:t>存储所有的函数名字符串</w:t>
-      </w:r>
-      <w:r>
-        <w:rPr>
-          <w:rFonts w:hint="eastAsia"/>
-        </w:rPr>
-        <w:t>，</w:t>
-      </w:r>
-      <w:r>
-        <w:rPr>
-          <w:rFonts w:hint="eastAsia"/>
-        </w:rPr>
-        <w:t xml:space="preserve"> </w:t>
-      </w:r>
-      <w:r>
-        <w:t>func</w:t>
-      </w:r>
-      <w:r>
-        <w:rPr>
-          <w:rFonts w:hint="eastAsia"/>
-        </w:rPr>
-        <w:t>Offset</w:t>
-      </w:r>
-      <w:r>
-        <w:rPr>
-          <w:rFonts w:hint="eastAsia"/>
-        </w:rPr>
-        <w:t xml:space="preserve"> </w:t>
-      </w:r>
-      <w:r>
-        <w:rPr>
-          <w:rFonts w:hint="eastAsia"/>
-        </w:rPr>
-        <w:t>数组，记录每个函数名字符串在</w:t>
-      </w:r>
-      <w:r>
-        <w:rPr>
-          <w:rFonts w:hint="eastAsia"/>
-        </w:rPr>
-        <w:t xml:space="preserve"> </w:t>
-      </w:r>
-      <w:r>
-        <w:t>functionsList</w:t>
-      </w:r>
-      <w:r>
-        <w:rPr>
-          <w:rFonts w:hint="eastAsia"/>
-        </w:rPr>
-        <w:t xml:space="preserve"> </w:t>
-      </w:r>
-      <w:r>
-        <w:rPr>
-          <w:rFonts w:hint="eastAsia"/>
-          <w:lang w:val="zh-CN"/>
-        </w:rPr>
-        <w:t>中</w:t>
-      </w:r>
-      <w:r>
-        <w:rPr>
-          <w:rFonts w:hint="eastAsia"/>
-        </w:rPr>
-        <w:t>开始写入的位置</w:t>
-      </w:r>
-      <w:r>
-        <w:rPr>
-          <w:rFonts w:hint="eastAsia"/>
-        </w:rPr>
-        <w:t>，即偏移地址</w:t>
-      </w:r>
-      <w:r>
-        <w:rPr>
-          <w:rFonts w:hint="eastAsia"/>
-        </w:rPr>
-        <w:t>。</w:t>
+        <w:jc w:val="center"/>
+        <w:rPr>
+          <w:rFonts w:ascii="黑体" w:eastAsia="黑体" w:hAnsi="黑体"/>
+          <w:b/>
+          <w:sz w:val="18"/>
+          <w:szCs w:val="18"/>
+        </w:rPr>
+      </w:pPr>
+      <w:r>
+        <w:rPr>
+          <w:rFonts w:ascii="黑体" w:eastAsia="黑体" w:hAnsi="黑体" w:hint="eastAsia"/>
+          <w:b/>
+          <w:sz w:val="18"/>
+          <w:szCs w:val="18"/>
+        </w:rPr>
+        <w:t>图</w:t>
+      </w:r>
+      <w:r>
+        <w:rPr>
+          <w:rFonts w:ascii="黑体" w:eastAsia="黑体" w:hAnsi="黑体" w:hint="eastAsia"/>
+          <w:b/>
+          <w:sz w:val="18"/>
+          <w:szCs w:val="18"/>
+        </w:rPr>
+        <w:t>2.2 新 dump 文件头部结构</w:t>
       </w:r>
     </w:p>
     <w:p>
@@ -1270,386 +1560,75 @@
         <w:rPr>
           <w:rFonts w:hint="eastAsia"/>
         </w:rPr>
-        <w:t>新设计的文件头部更改了部分结构，新定义的</w:t>
-      </w:r>
-      <w:r>
-        <w:rPr>
-          <w:rFonts w:hint="eastAsia"/>
-        </w:rPr>
-        <w:t xml:space="preserve"> _</w:t>
-      </w:r>
-      <w:r>
-        <w:rPr>
-          <w:rFonts w:hint="eastAsia"/>
-        </w:rPr>
-        <w:t>_</w:t>
-      </w:r>
-      <w:r>
-        <w:rPr>
-          <w:rFonts w:hint="eastAsia"/>
-        </w:rPr>
-        <w:t xml:space="preserve"> </w:t>
-      </w:r>
-      <w:r>
-        <w:rPr>
-          <w:rFonts w:hint="eastAsia"/>
-        </w:rPr>
-        <w:t>functionsSize</w:t>
-      </w:r>
-      <w:r>
-        <w:rPr>
-          <w:rFonts w:hint="eastAsia"/>
-        </w:rPr>
-        <w:t xml:space="preserve"> </w:t>
-      </w:r>
-      <w:r>
-        <w:rPr>
-          <w:rFonts w:hint="eastAsia"/>
-        </w:rPr>
-        <w:t>存储</w:t>
-      </w:r>
-      <w:r>
-        <w:rPr>
-          <w:rFonts w:hint="eastAsia"/>
-        </w:rPr>
-        <w:t xml:space="preserve"> </w:t>
-      </w:r>
-      <w:r>
-        <w:t>functionsList</w:t>
-      </w:r>
-      <w:r>
-        <w:rPr>
-          <w:rFonts w:hint="eastAsia"/>
-        </w:rPr>
-        <w:t xml:space="preserve"> </w:t>
-      </w:r>
-      <w:r>
-        <w:rPr>
-          <w:rFonts w:hint="eastAsia"/>
-          <w:lang w:val="zh-CN"/>
-        </w:rPr>
-        <w:t>的总长度</w:t>
-      </w:r>
-      <w:r>
-        <w:rPr>
-          <w:rFonts w:hint="eastAsia"/>
-        </w:rPr>
-        <w:t>，</w:t>
-      </w:r>
-      <w:r>
-        <w:rPr>
-          <w:rFonts w:hint="eastAsia"/>
-        </w:rPr>
-        <w:t xml:space="preserve"> _</w:t>
-      </w:r>
-      <w:r>
-        <w:rPr>
-          <w:rFonts w:hint="eastAsia"/>
-        </w:rPr>
-        <w:t>functionsOffset</w:t>
-      </w:r>
-      <w:r>
-        <w:rPr>
-          <w:rFonts w:hint="eastAsia"/>
-        </w:rPr>
-        <w:t xml:space="preserve">Size </w:t>
-      </w:r>
-      <w:r>
-        <w:rPr>
-          <w:rFonts w:hint="eastAsia"/>
-          <w:lang w:val="zh-CN"/>
-        </w:rPr>
-        <w:t>存储</w:t>
-      </w:r>
-      <w:r>
-        <w:t>func</w:t>
-      </w:r>
-      <w:r>
-        <w:rPr>
-          <w:rFonts w:hint="eastAsia"/>
-        </w:rPr>
-        <w:t xml:space="preserve">Offset </w:t>
-      </w:r>
-      <w:r>
-        <w:rPr>
-          <w:rFonts w:hint="eastAsia"/>
-        </w:rPr>
-        <w:t>数组</w:t>
-      </w:r>
-      <w:r>
-        <w:rPr>
-          <w:rFonts w:hint="eastAsia"/>
-          <w:lang w:val="zh-CN"/>
-        </w:rPr>
-        <w:t>的占用空间大小</w:t>
-      </w:r>
-      <w:r>
-        <w:rPr>
-          <w:rFonts w:hint="eastAsia"/>
-        </w:rPr>
-        <w:t>，</w:t>
-      </w:r>
-      <w:r>
-        <w:rPr>
-          <w:rFonts w:hint="eastAsia"/>
-        </w:rPr>
-        <w:t xml:space="preserve"> _engineVersion </w:t>
-      </w:r>
-      <w:r>
-        <w:rPr>
-          <w:rFonts w:hint="eastAsia"/>
-          <w:lang w:val="zh-CN"/>
-        </w:rPr>
-        <w:t>存储数据库引擎的主版本号</w:t>
-      </w:r>
-      <w:r>
-        <w:rPr>
-          <w:rFonts w:hint="eastAsia"/>
-        </w:rPr>
-        <w:t>，</w:t>
-      </w:r>
-      <w:r>
-        <w:rPr>
-          <w:rFonts w:hint="eastAsia"/>
-        </w:rPr>
-        <w:t xml:space="preserve"> _</w:t>
-      </w:r>
-      <w:r>
-        <w:rPr>
-          <w:rFonts w:hint="eastAsia"/>
-        </w:rPr>
-        <w:t>engine</w:t>
-      </w:r>
-      <w:r>
-        <w:rPr>
-          <w:rFonts w:hint="eastAsia"/>
-        </w:rPr>
-        <w:t>S</w:t>
-      </w:r>
-      <w:r>
-        <w:rPr>
-          <w:rFonts w:hint="eastAsia"/>
-        </w:rPr>
-        <w:t xml:space="preserve">ubVesion </w:t>
-      </w:r>
-      <w:r>
-        <w:rPr>
-          <w:rFonts w:hint="eastAsia"/>
-          <w:lang w:val="zh-CN"/>
-        </w:rPr>
-        <w:t>存储子版本号</w:t>
-      </w:r>
-      <w:r>
-        <w:rPr>
-          <w:rFonts w:hint="eastAsia"/>
-        </w:rPr>
-        <w:t>，</w:t>
-      </w:r>
-      <w:r>
-        <w:rPr>
-          <w:rFonts w:hint="eastAsia"/>
-        </w:rPr>
-        <w:t xml:space="preserve"> _</w:t>
-      </w:r>
-      <w:r>
-        <w:rPr>
-          <w:rFonts w:hint="eastAsia"/>
-        </w:rPr>
-        <w:t>engine</w:t>
-      </w:r>
-      <w:r>
-        <w:rPr>
-          <w:rFonts w:hint="eastAsia"/>
-        </w:rPr>
-        <w:t>F</w:t>
-      </w:r>
-      <w:r>
-        <w:rPr>
-          <w:rFonts w:hint="eastAsia"/>
-        </w:rPr>
-        <w:t xml:space="preserve">ixVersion </w:t>
-      </w:r>
-      <w:r>
-        <w:rPr>
-          <w:rFonts w:hint="eastAsia"/>
-          <w:lang w:val="zh-CN"/>
-        </w:rPr>
-        <w:t>存储修正版本号</w:t>
-      </w:r>
-      <w:r>
-        <w:rPr>
-          <w:rFonts w:hint="eastAsia"/>
-        </w:rPr>
-        <w:t>，</w:t>
-      </w:r>
-      <w:r>
-        <w:rPr>
-          <w:rFonts w:hint="eastAsia"/>
-        </w:rPr>
-        <w:t xml:space="preserve"> </w:t>
-      </w:r>
-      <w:r>
-        <w:rPr>
-          <w:rFonts w:hint="eastAsia"/>
-        </w:rPr>
-        <w:t>_release</w:t>
-      </w:r>
-      <w:r>
-        <w:rPr>
-          <w:rFonts w:hint="eastAsia"/>
-        </w:rPr>
-        <w:t xml:space="preserve"> </w:t>
-      </w:r>
-      <w:r>
-        <w:rPr>
-          <w:rFonts w:hint="eastAsia"/>
-          <w:lang w:val="zh-CN"/>
-        </w:rPr>
-        <w:t>存储</w:t>
-      </w:r>
-      <w:r>
-        <w:rPr>
-          <w:rFonts w:hint="eastAsia"/>
-          <w:lang w:val="zh-CN"/>
-        </w:rPr>
-        <w:t>发行版本号。</w:t>
+        <w:t>新设计的文件中</w:t>
+      </w:r>
+      <w:r>
+        <w:rPr>
+          <w:rFonts w:hint="eastAsia"/>
+        </w:rPr>
+        <w:t xml:space="preserve"> function</w:t>
+      </w:r>
+      <w:r>
+        <w:rPr>
+          <w:rFonts w:hint="eastAsia"/>
+        </w:rPr>
+        <w:t>s</w:t>
+      </w:r>
+      <w:r>
+        <w:rPr>
+          <w:rFonts w:hint="eastAsia"/>
+        </w:rPr>
+        <w:t xml:space="preserve">List </w:t>
+      </w:r>
+      <w:r>
+        <w:rPr>
+          <w:rFonts w:hint="eastAsia"/>
+        </w:rPr>
+        <w:t>的结构如下：</w:t>
       </w:r>
     </w:p>
     <w:p>
       <w:pPr>
         <w:spacing w:line="360" w:lineRule="auto"/>
-        <w:jc w:val="left"/>
-      </w:pPr>
-      <w:r>
-        <w:rPr>
-          <w:rFonts w:hint="eastAsia"/>
-        </w:rPr>
-        <w:t xml:space="preserve">  </w:t>
-      </w:r>
-      <w:r>
-        <w:rPr>
-          <w:rFonts w:hint="eastAsia"/>
-          <w:lang w:val="zh-CN"/>
-        </w:rPr>
-        <w:t>所以新设计的文件大小</w:t>
-      </w:r>
-      <w:r>
-        <w:rPr>
-          <w:rFonts w:hint="eastAsia"/>
-        </w:rPr>
-        <w:t xml:space="preserve"> = _headerSize + _bufSize + _</w:t>
-      </w:r>
-      <w:r>
-        <w:rPr>
-          <w:rFonts w:hint="eastAsia"/>
-        </w:rPr>
-        <w:t xml:space="preserve"> </w:t>
-      </w:r>
-      <w:r>
-        <w:rPr>
-          <w:rFonts w:hint="eastAsia"/>
-        </w:rPr>
-        <w:t>functions</w:t>
-      </w:r>
-      <w:r>
-        <w:rPr>
-          <w:rFonts w:hint="eastAsia"/>
-        </w:rPr>
-        <w:t>Offset</w:t>
-      </w:r>
-      <w:r>
-        <w:rPr>
-          <w:rFonts w:hint="eastAsia"/>
-        </w:rPr>
-        <w:t>Size + _</w:t>
-      </w:r>
-      <w:r>
-        <w:rPr>
-          <w:rFonts w:hint="eastAsia"/>
-        </w:rPr>
-        <w:t xml:space="preserve"> </w:t>
-      </w:r>
-      <w:r>
-        <w:rPr>
-          <w:rFonts w:hint="eastAsia"/>
-        </w:rPr>
-        <w:t>functionsSize</w:t>
+        <w:jc w:val="center"/>
+      </w:pPr>
+      <w:r>
+        <w:object w:dxaOrig="5724" w:dyaOrig="1756">
+          <v:shape id="_x0000_i1029" type="#_x0000_t75" style="width:286.1pt;height:87.65pt" o:ole="">
+            <v:imagedata r:id="rId15" o:title=""/>
+          </v:shape>
+          <o:OLEObject Type="Embed" ProgID="Visio.Drawing.11" ShapeID="_x0000_i1029" DrawAspect="Content" ObjectID="_1609053060" r:id="rId16"/>
+        </w:object>
       </w:r>
     </w:p>
     <w:p>
       <w:pPr>
         <w:spacing w:line="360" w:lineRule="auto"/>
-      </w:pPr>
-      <w:r>
-        <w:rPr>
-          <w:rFonts w:hint="eastAsia"/>
-        </w:rPr>
-        <w:t xml:space="preserve">  traceOff </w:t>
-      </w:r>
-      <w:r>
-        <w:rPr>
-          <w:rFonts w:hint="eastAsia"/>
-        </w:rPr>
-        <w:t>在写入头部信息之后，</w:t>
-      </w:r>
-      <w:r>
-        <w:rPr>
-          <w:rFonts w:hint="eastAsia"/>
-        </w:rPr>
-        <w:t>会</w:t>
-      </w:r>
-      <w:r>
-        <w:rPr>
-          <w:rFonts w:hint="eastAsia"/>
-        </w:rPr>
-        <w:t>读取外部文件的函数名数组，把所有的</w:t>
-      </w:r>
-      <w:r>
-        <w:rPr>
-          <w:rFonts w:hint="eastAsia"/>
-        </w:rPr>
-        <w:t>函数名字符</w:t>
-      </w:r>
-      <w:r>
-        <w:rPr>
-          <w:rFonts w:hint="eastAsia"/>
-        </w:rPr>
-        <w:t>串序列化</w:t>
-      </w:r>
-      <w:r>
-        <w:rPr>
-          <w:rFonts w:hint="eastAsia"/>
-        </w:rPr>
-        <w:t>到文件中，</w:t>
-      </w:r>
-      <w:r>
-        <w:rPr>
-          <w:rFonts w:hint="eastAsia"/>
-        </w:rPr>
-        <w:t>接着</w:t>
-      </w:r>
-      <w:r>
-        <w:rPr>
-          <w:rFonts w:hint="eastAsia"/>
-        </w:rPr>
-        <w:t>再写入</w:t>
-      </w:r>
-      <w:r>
-        <w:rPr>
-          <w:rFonts w:hint="eastAsia"/>
-        </w:rPr>
-        <w:t>跟踪</w:t>
-      </w:r>
-      <w:r>
-        <w:rPr>
-          <w:rFonts w:hint="eastAsia"/>
-        </w:rPr>
-        <w:t>数据。</w:t>
+        <w:jc w:val="center"/>
+      </w:pPr>
+      <w:r>
+        <w:rPr>
+          <w:rFonts w:ascii="黑体" w:eastAsia="黑体" w:hAnsi="黑体" w:hint="eastAsia"/>
+          <w:b/>
+          <w:sz w:val="18"/>
+          <w:szCs w:val="18"/>
+        </w:rPr>
+        <w:t>图</w:t>
+      </w:r>
+      <w:r>
+        <w:rPr>
+          <w:rFonts w:ascii="黑体" w:eastAsia="黑体" w:hAnsi="黑体" w:hint="eastAsia"/>
+          <w:b/>
+          <w:sz w:val="18"/>
+          <w:szCs w:val="18"/>
+        </w:rPr>
+        <w:t>2.3 新 dump 文件 functionList结构</w:t>
       </w:r>
     </w:p>
     <w:p>
       <w:pPr>
         <w:spacing w:line="360" w:lineRule="auto"/>
+        <w:jc w:val="left"/>
       </w:pPr>
       <w:r>
         <w:rPr>
@@ -1661,61 +1640,162 @@
         <w:rPr>
           <w:rFonts w:hint="eastAsia"/>
         </w:rPr>
-        <w:t>假设</w:t>
-      </w:r>
-      <w:r>
-        <w:rPr>
-          <w:rFonts w:hint="eastAsia"/>
-        </w:rPr>
-        <w:t>总共有两个函数名，</w:t>
-      </w:r>
-      <w:r>
-        <w:rPr>
-          <w:rFonts w:hint="eastAsia"/>
-        </w:rPr>
-        <w:t xml:space="preserve"> A </w:t>
-      </w:r>
-      <w:r>
-        <w:rPr>
-          <w:rFonts w:hint="eastAsia"/>
-        </w:rPr>
-        <w:t>函数名为“</w:t>
-      </w:r>
-      <w:r>
-        <w:rPr>
-          <w:rFonts w:hint="eastAsia"/>
-        </w:rPr>
-        <w:t>abcdef</w:t>
-      </w:r>
-      <w:r>
-        <w:rPr>
-          <w:rFonts w:hint="eastAsia"/>
-        </w:rPr>
-        <w:t>”，</w:t>
-      </w:r>
-      <w:r>
-        <w:rPr>
-          <w:rFonts w:hint="eastAsia"/>
-        </w:rPr>
-        <w:t xml:space="preserve"> B </w:t>
-      </w:r>
-      <w:r>
-        <w:rPr>
-          <w:rFonts w:hint="eastAsia"/>
-        </w:rPr>
-        <w:t>函数名为“</w:t>
-      </w:r>
-      <w:r>
-        <w:rPr>
-          <w:rFonts w:hint="eastAsia"/>
-        </w:rPr>
-        <w:t>ghij</w:t>
-      </w:r>
-      <w:r>
-        <w:rPr>
-          <w:rFonts w:hint="eastAsia"/>
-        </w:rPr>
-        <w:t>”</w:t>
+        <w:t>新设计的文件还增加了</w:t>
+      </w:r>
+      <w:r>
+        <w:rPr>
+          <w:rFonts w:hint="eastAsia"/>
+        </w:rPr>
+        <w:t xml:space="preserve"> functionsList </w:t>
+      </w:r>
+      <w:r>
+        <w:rPr>
+          <w:rFonts w:hint="eastAsia"/>
+        </w:rPr>
+        <w:t>，其中包括</w:t>
+      </w:r>
+      <w:r>
+        <w:rPr>
+          <w:rFonts w:hint="eastAsia"/>
+        </w:rPr>
+        <w:t xml:space="preserve"> </w:t>
+      </w:r>
+      <w:r>
+        <w:t>functions</w:t>
+      </w:r>
+      <w:r>
+        <w:rPr>
+          <w:rFonts w:hint="eastAsia"/>
+        </w:rPr>
+        <w:t>Names</w:t>
+      </w:r>
+      <w:r>
+        <w:rPr>
+          <w:rFonts w:hint="eastAsia"/>
+        </w:rPr>
+        <w:t>数组</w:t>
+      </w:r>
+      <w:r>
+        <w:rPr>
+          <w:rFonts w:hint="eastAsia"/>
+        </w:rPr>
+        <w:t xml:space="preserve"> </w:t>
+      </w:r>
+      <w:r>
+        <w:rPr>
+          <w:rFonts w:hint="eastAsia"/>
+          <w:lang w:val="zh-CN"/>
+        </w:rPr>
+        <w:t>、</w:t>
+      </w:r>
+      <w:r>
+        <w:rPr>
+          <w:rFonts w:hint="eastAsia"/>
+        </w:rPr>
+        <w:t xml:space="preserve"> </w:t>
+      </w:r>
+      <w:r>
+        <w:t>func</w:t>
+      </w:r>
+      <w:r>
+        <w:rPr>
+          <w:rFonts w:hint="eastAsia"/>
+        </w:rPr>
+        <w:t>tion</w:t>
+      </w:r>
+      <w:r>
+        <w:rPr>
+          <w:rFonts w:hint="eastAsia"/>
+        </w:rPr>
+        <w:t>Offset</w:t>
+      </w:r>
+      <w:r>
+        <w:rPr>
+          <w:rFonts w:hint="eastAsia"/>
+        </w:rPr>
+        <w:t xml:space="preserve"> </w:t>
+      </w:r>
+      <w:r>
+        <w:rPr>
+          <w:rFonts w:hint="eastAsia"/>
+        </w:rPr>
+        <w:t>数组</w:t>
+      </w:r>
+      <w:r>
+        <w:rPr>
+          <w:rFonts w:hint="eastAsia"/>
+        </w:rPr>
+        <w:t>和</w:t>
+      </w:r>
+      <w:r>
+        <w:rPr>
+          <w:rFonts w:hint="eastAsia"/>
+        </w:rPr>
+        <w:t xml:space="preserve"> functions</w:t>
+      </w:r>
+      <w:r>
+        <w:rPr>
+          <w:rFonts w:hint="eastAsia"/>
+        </w:rPr>
+        <w:t xml:space="preserve">Count </w:t>
+      </w:r>
+      <w:r>
+        <w:rPr>
+          <w:rFonts w:hint="eastAsia"/>
+        </w:rPr>
+        <w:t>。</w:t>
+      </w:r>
+      <w:r>
+        <w:rPr>
+          <w:rFonts w:hint="eastAsia"/>
+        </w:rPr>
+        <w:t xml:space="preserve"> </w:t>
+      </w:r>
+      <w:r>
+        <w:rPr>
+          <w:rFonts w:hint="eastAsia"/>
+        </w:rPr>
+        <w:t>functions</w:t>
+      </w:r>
+      <w:r>
+        <w:rPr>
+          <w:rFonts w:hint="eastAsia"/>
+        </w:rPr>
+        <w:t xml:space="preserve">Count </w:t>
+      </w:r>
+      <w:r>
+        <w:rPr>
+          <w:rFonts w:hint="eastAsia"/>
+        </w:rPr>
+        <w:t>存储函数的总个数，</w:t>
+      </w:r>
+      <w:r>
+        <w:rPr>
+          <w:rFonts w:hint="eastAsia"/>
+        </w:rPr>
+        <w:t xml:space="preserve"> </w:t>
+      </w:r>
+      <w:r>
+        <w:t>functions</w:t>
+      </w:r>
+      <w:r>
+        <w:rPr>
+          <w:rFonts w:hint="eastAsia"/>
+        </w:rPr>
+        <w:t xml:space="preserve">Names </w:t>
+      </w:r>
+      <w:r>
+        <w:rPr>
+          <w:rFonts w:hint="eastAsia"/>
+        </w:rPr>
+        <w:t>数组</w:t>
+      </w:r>
+      <w:r>
+        <w:rPr>
+          <w:rFonts w:hint="eastAsia"/>
+          <w:lang w:val="zh-CN"/>
+        </w:rPr>
+        <w:t>存储所有的函数名字符串</w:t>
       </w:r>
       <w:r>
         <w:rPr>
@@ -1727,38 +1807,364 @@
         <w:rPr>
           <w:rFonts w:hint="eastAsia"/>
         </w:rPr>
-        <w:t>函数名字符串</w:t>
-      </w:r>
-      <w:r>
-        <w:rPr>
-          <w:rFonts w:hint="eastAsia"/>
-        </w:rPr>
-        <w:t>存储的结构</w:t>
-      </w:r>
-      <w:r>
-        <w:rPr>
-          <w:rFonts w:hint="eastAsia"/>
-        </w:rPr>
-        <w:t>如下图：</w:t>
+        <w:t xml:space="preserve"> </w:t>
+      </w:r>
+      <w:r>
+        <w:t>func</w:t>
+      </w:r>
+      <w:r>
+        <w:rPr>
+          <w:rFonts w:hint="eastAsia"/>
+        </w:rPr>
+        <w:t>tion</w:t>
+      </w:r>
+      <w:r>
+        <w:rPr>
+          <w:rFonts w:hint="eastAsia"/>
+        </w:rPr>
+        <w:t>Offset</w:t>
+      </w:r>
+      <w:r>
+        <w:rPr>
+          <w:rFonts w:hint="eastAsia"/>
+        </w:rPr>
+        <w:t xml:space="preserve"> </w:t>
+      </w:r>
+      <w:r>
+        <w:rPr>
+          <w:rFonts w:hint="eastAsia"/>
+        </w:rPr>
+        <w:t>数组存储</w:t>
+      </w:r>
+      <w:r>
+        <w:rPr>
+          <w:rFonts w:hint="eastAsia"/>
+        </w:rPr>
+        <w:t>每个函数名字符串在</w:t>
+      </w:r>
+      <w:r>
+        <w:rPr>
+          <w:rFonts w:hint="eastAsia"/>
+        </w:rPr>
+        <w:t xml:space="preserve"> </w:t>
+      </w:r>
+      <w:r>
+        <w:t>functions</w:t>
+      </w:r>
+      <w:r>
+        <w:rPr>
+          <w:rFonts w:hint="eastAsia"/>
+        </w:rPr>
+        <w:t>Names</w:t>
+      </w:r>
+      <w:r>
+        <w:rPr>
+          <w:rFonts w:hint="eastAsia"/>
+        </w:rPr>
+        <w:t xml:space="preserve"> </w:t>
+      </w:r>
+      <w:r>
+        <w:rPr>
+          <w:rFonts w:hint="eastAsia"/>
+          <w:lang w:val="zh-CN"/>
+        </w:rPr>
+        <w:t>中</w:t>
+      </w:r>
+      <w:r>
+        <w:rPr>
+          <w:rFonts w:hint="eastAsia"/>
+        </w:rPr>
+        <w:t>开始写入的位置</w:t>
+      </w:r>
+      <w:r>
+        <w:rPr>
+          <w:rFonts w:hint="eastAsia"/>
+        </w:rPr>
+        <w:t>，即偏移地址</w:t>
+      </w:r>
+      <w:r>
+        <w:rPr>
+          <w:rFonts w:hint="eastAsia"/>
+        </w:rPr>
+        <w:t>。</w:t>
       </w:r>
     </w:p>
     <w:p>
       <w:pPr>
         <w:spacing w:line="360" w:lineRule="auto"/>
-        <w:jc w:val="center"/>
-      </w:pPr>
-      <w:r>
-        <w:object w:dxaOrig="3124" w:dyaOrig="892">
-          <v:shape id="_x0000_i1028" type="#_x0000_t75" style="width:156.35pt;height:44.6pt" o:ole="">
-            <v:imagedata r:id="rId15" o:title=""/>
-          </v:shape>
-          <o:OLEObject Type="Embed" ProgID="Visio.Drawing.11" ShapeID="_x0000_i1028" DrawAspect="Content" ObjectID="_1608016091" r:id="rId16"/>
-        </w:object>
+        <w:jc w:val="left"/>
+      </w:pPr>
+      <w:r>
+        <w:rPr>
+          <w:rFonts w:hint="eastAsia"/>
+        </w:rPr>
+        <w:t xml:space="preserve">  </w:t>
+      </w:r>
+      <w:r>
+        <w:rPr>
+          <w:rFonts w:hint="eastAsia"/>
+        </w:rPr>
+        <w:t>新设计的文件头部更改了部分结构，新定义的</w:t>
+      </w:r>
+      <w:r>
+        <w:rPr>
+          <w:rFonts w:hint="eastAsia"/>
+        </w:rPr>
+        <w:t xml:space="preserve"> _</w:t>
+      </w:r>
+      <w:r>
+        <w:rPr>
+          <w:rFonts w:hint="eastAsia"/>
+        </w:rPr>
+        <w:t xml:space="preserve"> </w:t>
+      </w:r>
+      <w:r>
+        <w:rPr>
+          <w:rFonts w:hint="eastAsia"/>
+        </w:rPr>
+        <w:t>functions</w:t>
+      </w:r>
+      <w:r>
+        <w:rPr>
+          <w:rFonts w:hint="eastAsia"/>
+        </w:rPr>
+        <w:t>List</w:t>
+      </w:r>
+      <w:r>
+        <w:rPr>
+          <w:rFonts w:hint="eastAsia"/>
+        </w:rPr>
+        <w:t>Size</w:t>
+      </w:r>
+      <w:r>
+        <w:rPr>
+          <w:rFonts w:hint="eastAsia"/>
+        </w:rPr>
+        <w:t xml:space="preserve"> </w:t>
+      </w:r>
+      <w:r>
+        <w:rPr>
+          <w:rFonts w:hint="eastAsia"/>
+        </w:rPr>
+        <w:t>存储</w:t>
+      </w:r>
+      <w:r>
+        <w:rPr>
+          <w:rFonts w:hint="eastAsia"/>
+        </w:rPr>
+        <w:t xml:space="preserve"> </w:t>
+      </w:r>
+      <w:r>
+        <w:t>functionsList</w:t>
+      </w:r>
+      <w:r>
+        <w:rPr>
+          <w:rFonts w:hint="eastAsia"/>
+        </w:rPr>
+        <w:t xml:space="preserve"> </w:t>
+      </w:r>
+      <w:r>
+        <w:rPr>
+          <w:rFonts w:hint="eastAsia"/>
+          <w:lang w:val="zh-CN"/>
+        </w:rPr>
+        <w:t>的占用内存空间大小</w:t>
+      </w:r>
+      <w:r>
+        <w:rPr>
+          <w:rFonts w:hint="eastAsia"/>
+        </w:rPr>
+        <w:t>，</w:t>
+      </w:r>
+      <w:r>
+        <w:rPr>
+          <w:rFonts w:hint="eastAsia"/>
+        </w:rPr>
+        <w:t xml:space="preserve"> _</w:t>
+      </w:r>
+      <w:r>
+        <w:rPr>
+          <w:rFonts w:hint="eastAsia"/>
+        </w:rPr>
+        <w:t xml:space="preserve"> </w:t>
+      </w:r>
+      <w:r>
+        <w:rPr>
+          <w:rFonts w:hint="eastAsia"/>
+        </w:rPr>
+        <w:t xml:space="preserve">functionsListHeader </w:t>
+      </w:r>
+      <w:r>
+        <w:rPr>
+          <w:rFonts w:hint="eastAsia"/>
+          <w:lang w:val="zh-CN"/>
+        </w:rPr>
+        <w:t>存储</w:t>
+      </w:r>
+      <w:r>
+        <w:rPr>
+          <w:rFonts w:hint="eastAsia"/>
+        </w:rPr>
+        <w:t xml:space="preserve"> </w:t>
+      </w:r>
+      <w:r>
+        <w:t>functionsList</w:t>
+      </w:r>
+      <w:r>
+        <w:rPr>
+          <w:rFonts w:hint="eastAsia"/>
+        </w:rPr>
+        <w:t xml:space="preserve"> </w:t>
+      </w:r>
+      <w:r>
+        <w:rPr>
+          <w:rFonts w:hint="eastAsia"/>
+        </w:rPr>
+        <w:t>在文件中的偏移地址</w:t>
+      </w:r>
+      <w:r>
+        <w:rPr>
+          <w:rFonts w:hint="eastAsia"/>
+        </w:rPr>
+        <w:t>，</w:t>
+      </w:r>
+      <w:r>
+        <w:rPr>
+          <w:rFonts w:hint="eastAsia"/>
+        </w:rPr>
+        <w:t xml:space="preserve"> </w:t>
+      </w:r>
+      <w:r>
+        <w:rPr>
+          <w:rFonts w:hint="eastAsia"/>
+        </w:rPr>
+        <w:lastRenderedPageBreak/>
+        <w:t xml:space="preserve">_engineVersion </w:t>
+      </w:r>
+      <w:r>
+        <w:rPr>
+          <w:rFonts w:hint="eastAsia"/>
+          <w:lang w:val="zh-CN"/>
+        </w:rPr>
+        <w:t>存储数据库引擎的主版本号</w:t>
+      </w:r>
+      <w:r>
+        <w:rPr>
+          <w:rFonts w:hint="eastAsia"/>
+        </w:rPr>
+        <w:t>，</w:t>
+      </w:r>
+      <w:r>
+        <w:rPr>
+          <w:rFonts w:hint="eastAsia"/>
+        </w:rPr>
+        <w:t xml:space="preserve"> _</w:t>
+      </w:r>
+      <w:r>
+        <w:rPr>
+          <w:rFonts w:hint="eastAsia"/>
+        </w:rPr>
+        <w:t>engine</w:t>
+      </w:r>
+      <w:r>
+        <w:rPr>
+          <w:rFonts w:hint="eastAsia"/>
+        </w:rPr>
+        <w:t>S</w:t>
+      </w:r>
+      <w:r>
+        <w:rPr>
+          <w:rFonts w:hint="eastAsia"/>
+        </w:rPr>
+        <w:t xml:space="preserve">ubVesion </w:t>
+      </w:r>
+      <w:r>
+        <w:rPr>
+          <w:rFonts w:hint="eastAsia"/>
+          <w:lang w:val="zh-CN"/>
+        </w:rPr>
+        <w:t>存储子版本号</w:t>
+      </w:r>
+      <w:r>
+        <w:rPr>
+          <w:rFonts w:hint="eastAsia"/>
+        </w:rPr>
+        <w:t>，</w:t>
+      </w:r>
+      <w:r>
+        <w:rPr>
+          <w:rFonts w:hint="eastAsia"/>
+        </w:rPr>
+        <w:t xml:space="preserve"> _</w:t>
+      </w:r>
+      <w:r>
+        <w:rPr>
+          <w:rFonts w:hint="eastAsia"/>
+        </w:rPr>
+        <w:t>engine</w:t>
+      </w:r>
+      <w:r>
+        <w:rPr>
+          <w:rFonts w:hint="eastAsia"/>
+        </w:rPr>
+        <w:t>F</w:t>
+      </w:r>
+      <w:r>
+        <w:rPr>
+          <w:rFonts w:hint="eastAsia"/>
+        </w:rPr>
+        <w:t xml:space="preserve">ixVersion </w:t>
+      </w:r>
+      <w:r>
+        <w:rPr>
+          <w:rFonts w:hint="eastAsia"/>
+          <w:lang w:val="zh-CN"/>
+        </w:rPr>
+        <w:t>存储修正版本号</w:t>
+      </w:r>
+      <w:r>
+        <w:rPr>
+          <w:rFonts w:hint="eastAsia"/>
+        </w:rPr>
+        <w:t>，</w:t>
+      </w:r>
+      <w:r>
+        <w:rPr>
+          <w:rFonts w:hint="eastAsia"/>
+        </w:rPr>
+        <w:t xml:space="preserve"> </w:t>
+      </w:r>
+      <w:r>
+        <w:rPr>
+          <w:rFonts w:hint="eastAsia"/>
+        </w:rPr>
+        <w:t>_release</w:t>
+      </w:r>
+      <w:r>
+        <w:rPr>
+          <w:rFonts w:hint="eastAsia"/>
+        </w:rPr>
+        <w:t xml:space="preserve"> </w:t>
+      </w:r>
+      <w:r>
+        <w:rPr>
+          <w:rFonts w:hint="eastAsia"/>
+          <w:lang w:val="zh-CN"/>
+        </w:rPr>
+        <w:t>存储</w:t>
+      </w:r>
+      <w:r>
+        <w:rPr>
+          <w:rFonts w:hint="eastAsia"/>
+          <w:lang w:val="zh-CN"/>
+        </w:rPr>
+        <w:t>发行版本号。</w:t>
       </w:r>
     </w:p>
     <w:p>
       <w:pPr>
         <w:spacing w:line="360" w:lineRule="auto"/>
+        <w:jc w:val="left"/>
       </w:pPr>
       <w:r>
         <w:rPr>
@@ -1769,8 +2175,409 @@
       <w:r>
         <w:rPr>
           <w:rFonts w:hint="eastAsia"/>
-        </w:rPr>
-        <w:t>在解析二进制文件，</w:t>
+          <w:lang w:val="zh-CN"/>
+        </w:rPr>
+        <w:t>所以新设计的文件大小</w:t>
+      </w:r>
+      <w:r>
+        <w:rPr>
+          <w:rFonts w:hint="eastAsia"/>
+        </w:rPr>
+        <w:t xml:space="preserve"> = _headerSize + _bufSize + _</w:t>
+      </w:r>
+      <w:r>
+        <w:rPr>
+          <w:rFonts w:hint="eastAsia"/>
+        </w:rPr>
+        <w:t xml:space="preserve"> </w:t>
+      </w:r>
+      <w:r>
+        <w:rPr>
+          <w:rFonts w:hint="eastAsia"/>
+        </w:rPr>
+        <w:t>functions</w:t>
+      </w:r>
+      <w:r>
+        <w:rPr>
+          <w:rFonts w:hint="eastAsia"/>
+        </w:rPr>
+        <w:t>List</w:t>
+      </w:r>
+      <w:r>
+        <w:rPr>
+          <w:rFonts w:hint="eastAsia"/>
+        </w:rPr>
+        <w:t>Size</w:t>
+      </w:r>
+      <w:r>
+        <w:rPr>
+          <w:rFonts w:hint="eastAsia"/>
+        </w:rPr>
+        <w:t xml:space="preserve"> </w:t>
+      </w:r>
+    </w:p>
+    <w:p>
+      <w:pPr>
+        <w:spacing w:line="360" w:lineRule="auto"/>
+        <w:jc w:val="left"/>
+      </w:pPr>
+      <w:r>
+        <w:rPr>
+          <w:rFonts w:hint="eastAsia"/>
+        </w:rPr>
+        <w:t xml:space="preserve">  </w:t>
+      </w:r>
+      <w:r>
+        <w:rPr>
+          <w:rFonts w:hint="eastAsia"/>
+          <w:lang w:val="zh-CN"/>
+        </w:rPr>
+        <w:t>解析新的二进制文件后</w:t>
+      </w:r>
+      <w:r>
+        <w:rPr>
+          <w:rFonts w:hint="eastAsia"/>
+        </w:rPr>
+        <w:t>，</w:t>
+      </w:r>
+      <w:r>
+        <w:rPr>
+          <w:rFonts w:hint="eastAsia"/>
+          <w:lang w:val="zh-CN"/>
+        </w:rPr>
+        <w:t>输出文件会记录</w:t>
+      </w:r>
+      <w:r>
+        <w:rPr>
+          <w:rFonts w:hint="eastAsia"/>
+        </w:rPr>
+        <w:t xml:space="preserve"> Sequoiadb </w:t>
+      </w:r>
+      <w:r>
+        <w:rPr>
+          <w:rFonts w:hint="eastAsia"/>
+          <w:lang w:val="zh-CN"/>
+        </w:rPr>
+        <w:t>的各个版本号</w:t>
+      </w:r>
+      <w:r>
+        <w:rPr>
+          <w:rFonts w:hint="eastAsia"/>
+        </w:rPr>
+        <w:t>，</w:t>
+      </w:r>
+      <w:r>
+        <w:rPr>
+          <w:rFonts w:hint="eastAsia"/>
+          <w:lang w:val="zh-CN"/>
+        </w:rPr>
+        <w:t>例如</w:t>
+      </w:r>
+      <w:r>
+        <w:rPr>
+          <w:rFonts w:hint="eastAsia"/>
+        </w:rPr>
+        <w:t>：“</w:t>
+      </w:r>
+      <w:r>
+        <w:rPr>
+          <w:rFonts w:hint="eastAsia"/>
+        </w:rPr>
+        <w:t>Sequoiadb-v3.0.2-38690</w:t>
+      </w:r>
+      <w:r>
+        <w:rPr>
+          <w:rFonts w:hint="eastAsia"/>
+        </w:rPr>
+        <w:t>”</w:t>
+      </w:r>
+      <w:r>
+        <w:rPr>
+          <w:rFonts w:hint="eastAsia"/>
+          <w:lang w:val="zh-CN"/>
+        </w:rPr>
+        <w:t>。</w:t>
+      </w:r>
+    </w:p>
+    <w:p>
+      <w:pPr>
+        <w:spacing w:line="360" w:lineRule="auto"/>
+      </w:pPr>
+      <w:r>
+        <w:rPr>
+          <w:rFonts w:hint="eastAsia"/>
+        </w:rPr>
+        <w:t xml:space="preserve">  traceOff </w:t>
+      </w:r>
+      <w:r>
+        <w:rPr>
+          <w:rFonts w:hint="eastAsia"/>
+        </w:rPr>
+        <w:t>先</w:t>
+      </w:r>
+      <w:r>
+        <w:rPr>
+          <w:rFonts w:hint="eastAsia"/>
+        </w:rPr>
+        <w:t>写入</w:t>
+      </w:r>
+      <w:r>
+        <w:rPr>
+          <w:rFonts w:hint="eastAsia"/>
+        </w:rPr>
+        <w:t>二进制文件的</w:t>
+      </w:r>
+      <w:r>
+        <w:rPr>
+          <w:rFonts w:hint="eastAsia"/>
+        </w:rPr>
+        <w:t>头部信息之后，</w:t>
+      </w:r>
+      <w:r>
+        <w:rPr>
+          <w:rFonts w:hint="eastAsia"/>
+        </w:rPr>
+        <w:t>再</w:t>
+      </w:r>
+      <w:r>
+        <w:rPr>
+          <w:rFonts w:hint="eastAsia"/>
+        </w:rPr>
+        <w:t>写入跟踪数据，最后</w:t>
+      </w:r>
+      <w:r>
+        <w:rPr>
+          <w:rFonts w:hint="eastAsia"/>
+        </w:rPr>
+        <w:t>会</w:t>
+      </w:r>
+      <w:r>
+        <w:rPr>
+          <w:rFonts w:hint="eastAsia"/>
+        </w:rPr>
+        <w:t>读取外部文件的函数</w:t>
+      </w:r>
+      <w:r>
+        <w:rPr>
+          <w:rFonts w:hint="eastAsia"/>
+        </w:rPr>
+        <w:t>名称</w:t>
+      </w:r>
+      <w:r>
+        <w:rPr>
+          <w:rFonts w:hint="eastAsia"/>
+        </w:rPr>
+        <w:t>数组，把所有的</w:t>
+      </w:r>
+      <w:r>
+        <w:rPr>
+          <w:rFonts w:hint="eastAsia"/>
+        </w:rPr>
+        <w:t>函数名字符</w:t>
+      </w:r>
+      <w:r>
+        <w:rPr>
+          <w:rFonts w:hint="eastAsia"/>
+        </w:rPr>
+        <w:t>串序列化</w:t>
+      </w:r>
+      <w:r>
+        <w:rPr>
+          <w:rFonts w:hint="eastAsia"/>
+        </w:rPr>
+        <w:t>到文件中</w:t>
+      </w:r>
+      <w:r>
+        <w:rPr>
+          <w:rFonts w:hint="eastAsia"/>
+        </w:rPr>
+        <w:t>，并记录</w:t>
+      </w:r>
+      <w:r>
+        <w:rPr>
+          <w:rFonts w:hint="eastAsia"/>
+        </w:rPr>
+        <w:t>每个函数名的偏移地址。</w:t>
+      </w:r>
+    </w:p>
+    <w:p>
+      <w:pPr>
+        <w:spacing w:line="360" w:lineRule="auto"/>
+      </w:pPr>
+      <w:r>
+        <w:rPr>
+          <w:rFonts w:hint="eastAsia"/>
+        </w:rPr>
+        <w:t xml:space="preserve">  </w:t>
+      </w:r>
+      <w:r>
+        <w:rPr>
+          <w:rFonts w:hint="eastAsia"/>
+        </w:rPr>
+        <w:t>假设</w:t>
+      </w:r>
+      <w:r>
+        <w:rPr>
+          <w:rFonts w:hint="eastAsia"/>
+        </w:rPr>
+        <w:t>总共有两个函数名，</w:t>
+      </w:r>
+      <w:r>
+        <w:rPr>
+          <w:rFonts w:hint="eastAsia"/>
+        </w:rPr>
+        <w:t xml:space="preserve"> A </w:t>
+      </w:r>
+      <w:r>
+        <w:rPr>
+          <w:rFonts w:hint="eastAsia"/>
+        </w:rPr>
+        <w:t>函数名为“</w:t>
+      </w:r>
+      <w:r>
+        <w:rPr>
+          <w:rFonts w:hint="eastAsia"/>
+        </w:rPr>
+        <w:t>abcd</w:t>
+      </w:r>
+      <w:r>
+        <w:rPr>
+          <w:rFonts w:hint="eastAsia"/>
+        </w:rPr>
+        <w:t>”，</w:t>
+      </w:r>
+      <w:r>
+        <w:rPr>
+          <w:rFonts w:hint="eastAsia"/>
+        </w:rPr>
+        <w:t xml:space="preserve"> B </w:t>
+      </w:r>
+      <w:r>
+        <w:rPr>
+          <w:rFonts w:hint="eastAsia"/>
+        </w:rPr>
+        <w:t>函数名为“</w:t>
+      </w:r>
+      <w:r>
+        <w:rPr>
+          <w:rFonts w:hint="eastAsia"/>
+        </w:rPr>
+        <w:t>f</w:t>
+      </w:r>
+      <w:r>
+        <w:rPr>
+          <w:rFonts w:hint="eastAsia"/>
+        </w:rPr>
+        <w:t>ghij</w:t>
+      </w:r>
+      <w:r>
+        <w:rPr>
+          <w:rFonts w:hint="eastAsia"/>
+        </w:rPr>
+        <w:t>”</w:t>
+      </w:r>
+      <w:r>
+        <w:rPr>
+          <w:rFonts w:hint="eastAsia"/>
+        </w:rPr>
+        <w:t>，</w:t>
+      </w:r>
+      <w:r>
+        <w:rPr>
+          <w:rFonts w:hint="eastAsia"/>
+        </w:rPr>
+        <w:t>函数名字符串</w:t>
+      </w:r>
+      <w:r>
+        <w:rPr>
+          <w:rFonts w:hint="eastAsia"/>
+        </w:rPr>
+        <w:t>存储的结构</w:t>
+      </w:r>
+      <w:r>
+        <w:rPr>
+          <w:rFonts w:hint="eastAsia"/>
+        </w:rPr>
+        <w:t>如下图：</w:t>
+      </w:r>
+    </w:p>
+    <w:p>
+      <w:pPr>
+        <w:spacing w:line="360" w:lineRule="auto"/>
+        <w:jc w:val="center"/>
+      </w:pPr>
+      <w:r>
+        <w:object w:dxaOrig="3124" w:dyaOrig="892">
+          <v:shape id="_x0000_i1030" type="#_x0000_t75" style="width:155.9pt;height:44.45pt" o:ole="">
+            <v:imagedata r:id="rId17" o:title=""/>
+          </v:shape>
+          <o:OLEObject Type="Embed" ProgID="Visio.Drawing.11" ShapeID="_x0000_i1030" DrawAspect="Content" ObjectID="_1609053061" r:id="rId18"/>
+        </w:object>
+      </w:r>
+    </w:p>
+    <w:p>
+      <w:pPr>
+        <w:spacing w:line="360" w:lineRule="auto"/>
+        <w:jc w:val="center"/>
+      </w:pPr>
+      <w:r>
+        <w:rPr>
+          <w:rFonts w:ascii="黑体" w:eastAsia="黑体" w:hAnsi="黑体" w:hint="eastAsia"/>
+          <w:b/>
+          <w:sz w:val="18"/>
+          <w:szCs w:val="18"/>
+        </w:rPr>
+        <w:t>图</w:t>
+      </w:r>
+      <w:r>
+        <w:rPr>
+          <w:rFonts w:ascii="黑体" w:eastAsia="黑体" w:hAnsi="黑体" w:hint="eastAsia"/>
+          <w:b/>
+          <w:sz w:val="18"/>
+          <w:szCs w:val="18"/>
+        </w:rPr>
+        <w:t>2.4 函数名称符号存储结构</w:t>
+      </w:r>
+    </w:p>
+    <w:p>
+      <w:pPr>
+        <w:spacing w:line="360" w:lineRule="auto"/>
+      </w:pPr>
+      <w:r>
+        <w:rPr>
+          <w:rFonts w:hint="eastAsia"/>
+        </w:rPr>
+        <w:t xml:space="preserve">  </w:t>
+      </w:r>
+      <w:r>
+        <w:rPr>
+          <w:rFonts w:hint="eastAsia"/>
+        </w:rPr>
+        <w:t>在解析</w:t>
+      </w:r>
+      <w:r>
+        <w:rPr>
+          <w:rFonts w:hint="eastAsia"/>
+        </w:rPr>
+        <w:t>新的</w:t>
+      </w:r>
+      <w:r>
+        <w:rPr>
+          <w:rFonts w:hint="eastAsia"/>
+        </w:rPr>
+        <w:t>二进制文件</w:t>
+      </w:r>
+      <w:r>
+        <w:rPr>
+          <w:rFonts w:hint="eastAsia"/>
+        </w:rPr>
+        <w:t>时</w:t>
+      </w:r>
+      <w:r>
+        <w:rPr>
+          <w:rFonts w:hint="eastAsia"/>
+        </w:rPr>
+        <w:t>，</w:t>
       </w:r>
       <w:r>
         <w:rPr>
@@ -1782,6 +2589,12 @@
         <w:rPr>
           <w:rFonts w:hint="eastAsia"/>
         </w:rPr>
+        <w:t>已经序列化到二进制文件中</w:t>
+      </w:r>
+      <w:r>
+        <w:rPr>
+          <w:rFonts w:hint="eastAsia"/>
+        </w:rPr>
         <w:t>函数名字符串</w:t>
       </w:r>
       <w:r>
@@ -1794,6 +2607,12 @@
         <w:rPr>
           <w:rFonts w:hint="eastAsia"/>
         </w:rPr>
+        <w:t>利用</w:t>
+      </w:r>
+      <w:r>
+        <w:rPr>
+          <w:rFonts w:hint="eastAsia"/>
+        </w:rPr>
         <w:t xml:space="preserve"> </w:t>
       </w:r>
       <w:r>
@@ -1807,6 +2626,13 @@
           <w:rFonts w:hint="eastAsia"/>
           <w:lang w:val="zh-CN"/>
         </w:rPr>
+        <w:t>tion</w:t>
+      </w:r>
+      <w:r>
+        <w:rPr>
+          <w:rFonts w:hint="eastAsia"/>
+          <w:lang w:val="zh-CN"/>
+        </w:rPr>
         <w:t>Offset</w:t>
       </w:r>
       <w:r>
@@ -1827,13 +2653,7 @@
         <w:rPr>
           <w:rFonts w:hint="eastAsia"/>
         </w:rPr>
-        <w:t>数据</w:t>
-      </w:r>
-      <w:r>
-        <w:rPr>
-          <w:rFonts w:hint="eastAsia"/>
-        </w:rPr>
-        <w:t>作为偏移地址</w:t>
+        <w:t>偏移地址</w:t>
       </w:r>
       <w:r>
         <w:rPr>
@@ -1872,6 +2692,191 @@
         <w:t>函数名。</w:t>
       </w:r>
     </w:p>
+    <w:p>
+      <w:pPr>
+        <w:pStyle w:val="Heading4"/>
+      </w:pPr>
+      <w:r>
+        <w:rPr>
+          <w:rFonts w:hint="eastAsia"/>
+        </w:rPr>
+        <w:t xml:space="preserve">2.2 </w:t>
+      </w:r>
+      <w:r>
+        <w:rPr>
+          <w:rFonts w:hint="eastAsia"/>
+        </w:rPr>
+        <w:t>功能流程图</w:t>
+      </w:r>
+    </w:p>
+    <w:p>
+      <w:pPr>
+        <w:jc w:val="center"/>
+      </w:pPr>
+      <w:r>
+        <w:rPr>
+          <w:noProof/>
+        </w:rPr>
+        <w:drawing>
+          <wp:inline distT="0" distB="0" distL="0" distR="0">
+            <wp:extent cx="4287017" cy="1135901"/>
+            <wp:effectExtent l="19050" t="0" r="0" b="0"/>
+            <wp:docPr id="1" name="Picture 1" descr="Z:\upload\T91XJN~W.PNG"/>
+            <wp:cNvGraphicFramePr>
+              <a:graphicFrameLocks xmlns:a="http://schemas.openxmlformats.org/drawingml/2006/main" noChangeAspect="1"/>
+            </wp:cNvGraphicFramePr>
+            <a:graphic xmlns:a="http://schemas.openxmlformats.org/drawingml/2006/main">
+              <a:graphicData uri="http://schemas.openxmlformats.org/drawingml/2006/picture">
+                <pic:pic xmlns:pic="http://schemas.openxmlformats.org/drawingml/2006/picture">
+                  <pic:nvPicPr>
+                    <pic:cNvPr id="0" name="Picture 1" descr="Z:\upload\T91XJN~W.PNG"/>
+                    <pic:cNvPicPr>
+                      <a:picLocks noChangeAspect="1" noChangeArrowheads="1"/>
+                    </pic:cNvPicPr>
+                  </pic:nvPicPr>
+                  <pic:blipFill>
+                    <a:blip r:embed="rId19"/>
+                    <a:srcRect/>
+                    <a:stretch>
+                      <a:fillRect/>
+                    </a:stretch>
+                  </pic:blipFill>
+                  <pic:spPr bwMode="auto">
+                    <a:xfrm>
+                      <a:off x="0" y="0"/>
+                      <a:ext cx="4289716" cy="1136616"/>
+                    </a:xfrm>
+                    <a:prstGeom prst="rect">
+                      <a:avLst/>
+                    </a:prstGeom>
+                    <a:noFill/>
+                    <a:ln w="9525">
+                      <a:noFill/>
+                      <a:miter lim="800000"/>
+                      <a:headEnd/>
+                      <a:tailEnd/>
+                    </a:ln>
+                  </pic:spPr>
+                </pic:pic>
+              </a:graphicData>
+            </a:graphic>
+          </wp:inline>
+        </w:drawing>
+      </w:r>
+    </w:p>
+    <w:p>
+      <w:pPr>
+        <w:jc w:val="center"/>
+      </w:pPr>
+      <w:r>
+        <w:rPr>
+          <w:rFonts w:ascii="黑体" w:eastAsia="黑体" w:hAnsi="黑体" w:hint="eastAsia"/>
+          <w:b/>
+          <w:sz w:val="18"/>
+          <w:szCs w:val="18"/>
+        </w:rPr>
+        <w:t>图</w:t>
+      </w:r>
+      <w:r>
+        <w:rPr>
+          <w:rFonts w:ascii="黑体" w:eastAsia="黑体" w:hAnsi="黑体" w:hint="eastAsia"/>
+          <w:b/>
+          <w:sz w:val="18"/>
+          <w:szCs w:val="18"/>
+        </w:rPr>
+        <w:t xml:space="preserve">2.5 </w:t>
+      </w:r>
+      <w:r>
+        <w:rPr>
+          <w:rFonts w:ascii="黑体" w:eastAsia="黑体" w:hAnsi="黑体" w:hint="eastAsia"/>
+          <w:b/>
+          <w:sz w:val="18"/>
+          <w:szCs w:val="18"/>
+        </w:rPr>
+        <w:t>trace分析模块结构</w:t>
+      </w:r>
+    </w:p>
+    <w:p>
+      <w:r>
+        <w:rPr>
+          <w:rFonts w:hint="eastAsia"/>
+        </w:rPr>
+        <w:t xml:space="preserve">  </w:t>
+      </w:r>
+      <w:r>
+        <w:rPr>
+          <w:rFonts w:hint="eastAsia"/>
+        </w:rPr>
+        <w:t>上图是</w:t>
+      </w:r>
+      <w:r>
+        <w:rPr>
+          <w:rFonts w:hint="eastAsia"/>
+        </w:rPr>
+        <w:t xml:space="preserve"> trace </w:t>
+      </w:r>
+      <w:r>
+        <w:rPr>
+          <w:rFonts w:hint="eastAsia"/>
+        </w:rPr>
+        <w:t>的功能流程图，此次优化是针对</w:t>
+      </w:r>
+      <w:r>
+        <w:rPr>
+          <w:rFonts w:hint="eastAsia"/>
+        </w:rPr>
+        <w:t xml:space="preserve"> dump </w:t>
+      </w:r>
+      <w:r>
+        <w:rPr>
+          <w:rFonts w:hint="eastAsia"/>
+        </w:rPr>
+        <w:t>文件解析这部分。</w:t>
+      </w:r>
+      <w:r>
+        <w:rPr>
+          <w:rFonts w:hint="eastAsia"/>
+        </w:rPr>
+        <w:t>主要流程如下图所示：</w:t>
+      </w:r>
+    </w:p>
+    <w:p>
+      <w:pPr>
+        <w:jc w:val="center"/>
+      </w:pPr>
+      <w:r>
+        <w:object w:dxaOrig="5951" w:dyaOrig="9150">
+          <v:shape id="_x0000_i1031" type="#_x0000_t75" style="width:247.3pt;height:381.3pt" o:ole="">
+            <v:imagedata r:id="rId20" o:title=""/>
+          </v:shape>
+          <o:OLEObject Type="Embed" ProgID="Visio.Drawing.11" ShapeID="_x0000_i1031" DrawAspect="Content" ObjectID="_1609053062" r:id="rId21"/>
+        </w:object>
+      </w:r>
+    </w:p>
+    <w:p>
+      <w:pPr>
+        <w:jc w:val="center"/>
+      </w:pPr>
+      <w:r>
+        <w:rPr>
+          <w:rFonts w:ascii="黑体" w:eastAsia="黑体" w:hAnsi="黑体" w:hint="eastAsia"/>
+          <w:b/>
+          <w:sz w:val="18"/>
+          <w:szCs w:val="18"/>
+        </w:rPr>
+        <w:t>图</w:t>
+      </w:r>
+      <w:r>
+        <w:rPr>
+          <w:rFonts w:ascii="黑体" w:eastAsia="黑体" w:hAnsi="黑体" w:hint="eastAsia"/>
+          <w:b/>
+          <w:sz w:val="18"/>
+          <w:szCs w:val="18"/>
+        </w:rPr>
+        <w:t>2.6 函数名称解析流程图</w:t>
+      </w:r>
+    </w:p>
+    <w:p/>
     <w:p>
       <w:pPr>
         <w:pStyle w:val="Heading3"/>
@@ -2228,6 +3233,7 @@
                 <w:sz w:val="18"/>
                 <w:szCs w:val="18"/>
               </w:rPr>
+              <w:lastRenderedPageBreak/>
               <w:t>周计划</w:t>
             </w:r>
           </w:p>
@@ -2438,6 +3444,14 @@
                 <w:szCs w:val="18"/>
               </w:rPr>
             </w:pPr>
+            <w:r>
+              <w:rPr>
+                <w:rFonts w:hint="eastAsia"/>
+                <w:sz w:val="18"/>
+                <w:szCs w:val="18"/>
+              </w:rPr>
+              <w:t>完成</w:t>
+            </w:r>
           </w:p>
         </w:tc>
       </w:tr>
@@ -2527,6 +3541,14 @@
                 <w:szCs w:val="18"/>
               </w:rPr>
             </w:pPr>
+            <w:r>
+              <w:rPr>
+                <w:rFonts w:hint="eastAsia"/>
+                <w:sz w:val="18"/>
+                <w:szCs w:val="18"/>
+              </w:rPr>
+              <w:t>完成</w:t>
+            </w:r>
           </w:p>
         </w:tc>
       </w:tr>
@@ -2608,6 +3630,14 @@
                 <w:szCs w:val="18"/>
               </w:rPr>
             </w:pPr>
+            <w:r>
+              <w:rPr>
+                <w:rFonts w:hint="eastAsia"/>
+                <w:sz w:val="18"/>
+                <w:szCs w:val="18"/>
+              </w:rPr>
+              <w:t>完成</w:t>
+            </w:r>
           </w:p>
         </w:tc>
       </w:tr>
@@ -2625,6 +3655,14 @@
                 <w:szCs w:val="18"/>
               </w:rPr>
             </w:pPr>
+            <w:r>
+              <w:rPr>
+                <w:rFonts w:hint="eastAsia"/>
+                <w:sz w:val="18"/>
+                <w:szCs w:val="18"/>
+              </w:rPr>
+              <w:t>1</w:t>
+            </w:r>
           </w:p>
         </w:tc>
         <w:tc>
@@ -2673,6 +3711,14 @@
                 <w:szCs w:val="18"/>
               </w:rPr>
             </w:pPr>
+            <w:r>
+              <w:rPr>
+                <w:rFonts w:hint="eastAsia"/>
+                <w:sz w:val="18"/>
+                <w:szCs w:val="18"/>
+              </w:rPr>
+              <w:t>完成</w:t>
+            </w:r>
           </w:p>
         </w:tc>
       </w:tr>
@@ -2821,7 +3867,6 @@
         <w:rPr>
           <w:rFonts w:hint="eastAsia"/>
         </w:rPr>
-        <w:lastRenderedPageBreak/>
         <w:t>验收</w:t>
       </w:r>
       <w:r>
@@ -2845,20 +3890,20 @@
     <w:tbl>
       <w:tblPr>
         <w:tblStyle w:val="TableGrid"/>
-        <w:tblW w:w="0" w:type="auto"/>
+        <w:tblW w:w="8401" w:type="dxa"/>
         <w:tblInd w:w="357" w:type="dxa"/>
         <w:tblLook w:val="04A0"/>
       </w:tblPr>
       <w:tblGrid>
-        <w:gridCol w:w="1169"/>
-        <w:gridCol w:w="2126"/>
-        <w:gridCol w:w="3119"/>
-        <w:gridCol w:w="1751"/>
+        <w:gridCol w:w="786"/>
+        <w:gridCol w:w="2084"/>
+        <w:gridCol w:w="3902"/>
+        <w:gridCol w:w="1629"/>
       </w:tblGrid>
       <w:tr>
         <w:tc>
           <w:tcPr>
-            <w:tcW w:w="1169" w:type="dxa"/>
+            <w:tcW w:w="786" w:type="dxa"/>
             <w:shd w:val="clear" w:color="auto" w:fill="BFBFBF" w:themeFill="background1" w:themeFillShade="BF"/>
           </w:tcPr>
           <w:p>
@@ -2881,7 +3926,7 @@
         </w:tc>
         <w:tc>
           <w:tcPr>
-            <w:tcW w:w="2126" w:type="dxa"/>
+            <w:tcW w:w="2084" w:type="dxa"/>
             <w:shd w:val="clear" w:color="auto" w:fill="BFBFBF" w:themeFill="background1" w:themeFillShade="BF"/>
           </w:tcPr>
           <w:p>
@@ -2904,7 +3949,7 @@
         </w:tc>
         <w:tc>
           <w:tcPr>
-            <w:tcW w:w="3119" w:type="dxa"/>
+            <w:tcW w:w="3902" w:type="dxa"/>
             <w:shd w:val="clear" w:color="auto" w:fill="BFBFBF" w:themeFill="background1" w:themeFillShade="BF"/>
           </w:tcPr>
           <w:p>
@@ -2927,7 +3972,7 @@
         </w:tc>
         <w:tc>
           <w:tcPr>
-            <w:tcW w:w="1751" w:type="dxa"/>
+            <w:tcW w:w="1629" w:type="dxa"/>
             <w:shd w:val="clear" w:color="auto" w:fill="BFBFBF" w:themeFill="background1" w:themeFillShade="BF"/>
           </w:tcPr>
           <w:p>
@@ -2952,7 +3997,7 @@
       <w:tr>
         <w:tc>
           <w:tcPr>
-            <w:tcW w:w="1169" w:type="dxa"/>
+            <w:tcW w:w="786" w:type="dxa"/>
           </w:tcPr>
           <w:p>
             <w:pPr>
@@ -2973,7 +4018,7 @@
         </w:tc>
         <w:tc>
           <w:tcPr>
-            <w:tcW w:w="2126" w:type="dxa"/>
+            <w:tcW w:w="2084" w:type="dxa"/>
           </w:tcPr>
           <w:p>
             <w:pPr>
@@ -2994,7 +4039,7 @@
         </w:tc>
         <w:tc>
           <w:tcPr>
-            <w:tcW w:w="3119" w:type="dxa"/>
+            <w:tcW w:w="3902" w:type="dxa"/>
           </w:tcPr>
           <w:p>
             <w:pPr>
@@ -3022,7 +4067,28 @@
                 <w:rFonts w:hint="eastAsia"/>
                 <w:szCs w:val="21"/>
               </w:rPr>
-              <w:t>path/trace.dump</w:t>
+              <w:t>/opt</w:t>
+            </w:r>
+            <w:r>
+              <w:rPr>
+                <w:rFonts w:hint="eastAsia"/>
+                <w:szCs w:val="21"/>
+              </w:rPr>
+              <w:t>/</w:t>
+            </w:r>
+            <w:r>
+              <w:rPr>
+                <w:rFonts w:hint="eastAsia"/>
+                <w:szCs w:val="21"/>
+              </w:rPr>
+              <w:t>trunk/</w:t>
+            </w:r>
+            <w:r>
+              <w:rPr>
+                <w:rFonts w:hint="eastAsia"/>
+                <w:szCs w:val="21"/>
+              </w:rPr>
+              <w:t>trace.dump</w:t>
             </w:r>
             <w:r>
               <w:rPr>
@@ -3041,7 +4107,7 @@
         </w:tc>
         <w:tc>
           <w:tcPr>
-            <w:tcW w:w="1751" w:type="dxa"/>
+            <w:tcW w:w="1629" w:type="dxa"/>
           </w:tcPr>
           <w:p>
             <w:pPr>
@@ -3078,7 +4144,7 @@
       <w:tr>
         <w:tc>
           <w:tcPr>
-            <w:tcW w:w="1169" w:type="dxa"/>
+            <w:tcW w:w="786" w:type="dxa"/>
           </w:tcPr>
           <w:p>
             <w:pPr>
@@ -3099,7 +4165,7 @@
         </w:tc>
         <w:tc>
           <w:tcPr>
-            <w:tcW w:w="2126" w:type="dxa"/>
+            <w:tcW w:w="2084" w:type="dxa"/>
           </w:tcPr>
           <w:p>
             <w:pPr>
@@ -3123,11 +4189,32 @@
               </w:rPr>
               <w:t>解析二进制文件</w:t>
             </w:r>
-          </w:p>
-        </w:tc>
-        <w:tc>
-          <w:tcPr>
-            <w:tcW w:w="3119" w:type="dxa"/>
+            <w:r>
+              <w:rPr>
+                <w:rFonts w:hint="eastAsia"/>
+                <w:szCs w:val="21"/>
+              </w:rPr>
+              <w:t>（通过</w:t>
+            </w:r>
+            <w:r>
+              <w:rPr>
+                <w:rFonts w:hint="eastAsia"/>
+                <w:szCs w:val="21"/>
+              </w:rPr>
+              <w:t xml:space="preserve"> dump </w:t>
+            </w:r>
+            <w:r>
+              <w:rPr>
+                <w:rFonts w:hint="eastAsia"/>
+                <w:szCs w:val="21"/>
+              </w:rPr>
+              <w:t>文件解析）</w:t>
+            </w:r>
+          </w:p>
+        </w:tc>
+        <w:tc>
+          <w:tcPr>
+            <w:tcW w:w="3902" w:type="dxa"/>
           </w:tcPr>
           <w:p>
             <w:pPr>
@@ -3162,7 +4249,28 @@
                 <w:rFonts w:hint="eastAsia"/>
                 <w:szCs w:val="21"/>
               </w:rPr>
-              <w:t>path/trace.dump</w:t>
+              <w:t>/opt</w:t>
+            </w:r>
+            <w:r>
+              <w:rPr>
+                <w:rFonts w:hint="eastAsia"/>
+                <w:szCs w:val="21"/>
+              </w:rPr>
+              <w:t>/</w:t>
+            </w:r>
+            <w:r>
+              <w:rPr>
+                <w:rFonts w:hint="eastAsia"/>
+                <w:szCs w:val="21"/>
+              </w:rPr>
+              <w:t>trunk</w:t>
+            </w:r>
+            <w:r>
+              <w:rPr>
+                <w:rFonts w:hint="eastAsia"/>
+                <w:szCs w:val="21"/>
+              </w:rPr>
+              <w:t>/trace.dump</w:t>
             </w:r>
             <w:r>
               <w:rPr>
@@ -3195,7 +4303,35 @@
                 <w:rFonts w:hint="eastAsia"/>
                 <w:szCs w:val="21"/>
               </w:rPr>
-              <w:t>path/trace.output</w:t>
+              <w:t>/opt</w:t>
+            </w:r>
+            <w:r>
+              <w:rPr>
+                <w:rFonts w:hint="eastAsia"/>
+                <w:szCs w:val="21"/>
+              </w:rPr>
+              <w:t>/</w:t>
+            </w:r>
+            <w:r>
+              <w:rPr>
+                <w:rFonts w:hint="eastAsia"/>
+                <w:szCs w:val="21"/>
+              </w:rPr>
+              <w:t>trunk</w:t>
+            </w:r>
+            <w:r>
+              <w:rPr>
+                <w:rFonts w:hint="eastAsia"/>
+                <w:szCs w:val="21"/>
+              </w:rPr>
+              <w:t xml:space="preserve"> </w:t>
+            </w:r>
+            <w:r>
+              <w:rPr>
+                <w:rFonts w:hint="eastAsia"/>
+                <w:szCs w:val="21"/>
+              </w:rPr>
+              <w:t>/trace.output</w:t>
             </w:r>
             <w:r>
               <w:rPr>
@@ -3221,9 +4357,59 @@
             </w:pPr>
             <w:r>
               <w:rPr>
-                <w:rFonts w:hint="eastAsia"/>
-              </w:rPr>
-              <w:t>{ FuncList : "local" }</w:t>
+                <w:rFonts w:asciiTheme="minorEastAsia" w:hAnsiTheme="minorEastAsia"/>
+                <w:bCs/>
+              </w:rPr>
+              <w:t>{</w:t>
+            </w:r>
+            <w:r>
+              <w:rPr>
+                <w:rFonts w:asciiTheme="minorEastAsia" w:hAnsiTheme="minorEastAsia" w:hint="eastAsia"/>
+                <w:bCs/>
+              </w:rPr>
+              <w:t xml:space="preserve"> </w:t>
+            </w:r>
+            <w:r>
+              <w:rPr>
+                <w:rFonts w:asciiTheme="minorEastAsia" w:hAnsiTheme="minorEastAsia"/>
+                <w:bCs/>
+              </w:rPr>
+              <w:t>UseFunctionListFile</w:t>
+            </w:r>
+            <w:r>
+              <w:rPr>
+                <w:rFonts w:asciiTheme="minorEastAsia" w:hAnsiTheme="minorEastAsia" w:hint="eastAsia"/>
+                <w:bCs/>
+              </w:rPr>
+              <w:t xml:space="preserve"> </w:t>
+            </w:r>
+            <w:r>
+              <w:rPr>
+                <w:rFonts w:asciiTheme="minorEastAsia" w:hAnsiTheme="minorEastAsia"/>
+                <w:bCs/>
+              </w:rPr>
+              <w:t>:</w:t>
+            </w:r>
+            <w:r>
+              <w:rPr>
+                <w:rFonts w:asciiTheme="minorEastAsia" w:hAnsiTheme="minorEastAsia" w:hint="eastAsia"/>
+                <w:bCs/>
+              </w:rPr>
+              <w:t xml:space="preserve"> true </w:t>
+            </w:r>
+            <w:r>
+              <w:rPr>
+                <w:rFonts w:asciiTheme="minorEastAsia" w:hAnsiTheme="minorEastAsia"/>
+                <w:bCs/>
+              </w:rPr>
+              <w:t>}</w:t>
+            </w:r>
+            <w:r>
+              <w:rPr>
+                <w:rFonts w:asciiTheme="minorEastAsia" w:hAnsiTheme="minorEastAsia" w:hint="eastAsia"/>
+                <w:bCs/>
+              </w:rPr>
+              <w:t xml:space="preserve"> </w:t>
             </w:r>
             <w:r>
               <w:rPr>
@@ -3236,7 +4422,7 @@
         </w:tc>
         <w:tc>
           <w:tcPr>
-            <w:tcW w:w="1751" w:type="dxa"/>
+            <w:tcW w:w="1629" w:type="dxa"/>
           </w:tcPr>
           <w:p>
             <w:pPr>
@@ -3280,7 +4466,7 @@
       <w:tr>
         <w:tc>
           <w:tcPr>
-            <w:tcW w:w="1169" w:type="dxa"/>
+            <w:tcW w:w="786" w:type="dxa"/>
           </w:tcPr>
           <w:p>
             <w:pPr>
@@ -3301,7 +4487,7 @@
         </w:tc>
         <w:tc>
           <w:tcPr>
-            <w:tcW w:w="2126" w:type="dxa"/>
+            <w:tcW w:w="2084" w:type="dxa"/>
           </w:tcPr>
           <w:p>
             <w:pPr>
@@ -3318,11 +4504,18 @@
               </w:rPr>
               <w:t>新接口解析二进制文件</w:t>
             </w:r>
-          </w:p>
-        </w:tc>
-        <w:tc>
-          <w:tcPr>
-            <w:tcW w:w="3119" w:type="dxa"/>
+            <w:r>
+              <w:rPr>
+                <w:rFonts w:hint="eastAsia"/>
+                <w:szCs w:val="21"/>
+              </w:rPr>
+              <w:t>（通过外部文件解析）</w:t>
+            </w:r>
+          </w:p>
+        </w:tc>
+        <w:tc>
+          <w:tcPr>
+            <w:tcW w:w="3902" w:type="dxa"/>
           </w:tcPr>
           <w:p>
             <w:pPr>
@@ -3357,7 +4550,35 @@
                 <w:rFonts w:hint="eastAsia"/>
                 <w:szCs w:val="21"/>
               </w:rPr>
-              <w:t>path/trace.dump</w:t>
+              <w:t>/opt</w:t>
+            </w:r>
+            <w:r>
+              <w:rPr>
+                <w:rFonts w:hint="eastAsia"/>
+                <w:szCs w:val="21"/>
+              </w:rPr>
+              <w:t>/</w:t>
+            </w:r>
+            <w:r>
+              <w:rPr>
+                <w:rFonts w:hint="eastAsia"/>
+                <w:szCs w:val="21"/>
+              </w:rPr>
+              <w:t>trunk</w:t>
+            </w:r>
+            <w:r>
+              <w:rPr>
+                <w:rFonts w:hint="eastAsia"/>
+                <w:szCs w:val="21"/>
+              </w:rPr>
+              <w:t xml:space="preserve"> </w:t>
+            </w:r>
+            <w:r>
+              <w:rPr>
+                <w:rFonts w:hint="eastAsia"/>
+                <w:szCs w:val="21"/>
+              </w:rPr>
+              <w:t>/trace.dump</w:t>
             </w:r>
             <w:r>
               <w:rPr>
@@ -3390,7 +4611,35 @@
                 <w:rFonts w:hint="eastAsia"/>
                 <w:szCs w:val="21"/>
               </w:rPr>
-              <w:t>path/trace.output</w:t>
+              <w:t>/opt</w:t>
+            </w:r>
+            <w:r>
+              <w:rPr>
+                <w:rFonts w:hint="eastAsia"/>
+                <w:szCs w:val="21"/>
+              </w:rPr>
+              <w:t>/</w:t>
+            </w:r>
+            <w:r>
+              <w:rPr>
+                <w:rFonts w:hint="eastAsia"/>
+                <w:szCs w:val="21"/>
+              </w:rPr>
+              <w:t>trunk</w:t>
+            </w:r>
+            <w:r>
+              <w:rPr>
+                <w:rFonts w:hint="eastAsia"/>
+                <w:szCs w:val="21"/>
+              </w:rPr>
+              <w:t xml:space="preserve"> </w:t>
+            </w:r>
+            <w:r>
+              <w:rPr>
+                <w:rFonts w:hint="eastAsia"/>
+                <w:szCs w:val="21"/>
+              </w:rPr>
+              <w:t>/trace.output</w:t>
             </w:r>
             <w:r>
               <w:rPr>
@@ -3416,9 +4665,59 @@
             </w:pPr>
             <w:r>
               <w:rPr>
-                <w:rFonts w:hint="eastAsia"/>
-              </w:rPr>
-              <w:t>{ FuncList : "file" }</w:t>
+                <w:rFonts w:asciiTheme="minorEastAsia" w:hAnsiTheme="minorEastAsia"/>
+                <w:bCs/>
+              </w:rPr>
+              <w:t>{</w:t>
+            </w:r>
+            <w:r>
+              <w:rPr>
+                <w:rFonts w:asciiTheme="minorEastAsia" w:hAnsiTheme="minorEastAsia" w:hint="eastAsia"/>
+                <w:bCs/>
+              </w:rPr>
+              <w:t xml:space="preserve"> </w:t>
+            </w:r>
+            <w:r>
+              <w:rPr>
+                <w:rFonts w:asciiTheme="minorEastAsia" w:hAnsiTheme="minorEastAsia"/>
+                <w:bCs/>
+              </w:rPr>
+              <w:t>UseFunctionListFile</w:t>
+            </w:r>
+            <w:r>
+              <w:rPr>
+                <w:rFonts w:asciiTheme="minorEastAsia" w:hAnsiTheme="minorEastAsia" w:hint="eastAsia"/>
+                <w:bCs/>
+              </w:rPr>
+              <w:t xml:space="preserve"> </w:t>
+            </w:r>
+            <w:r>
+              <w:rPr>
+                <w:rFonts w:asciiTheme="minorEastAsia" w:hAnsiTheme="minorEastAsia"/>
+                <w:bCs/>
+              </w:rPr>
+              <w:t>:</w:t>
+            </w:r>
+            <w:r>
+              <w:rPr>
+                <w:rFonts w:asciiTheme="minorEastAsia" w:hAnsiTheme="minorEastAsia" w:hint="eastAsia"/>
+                <w:bCs/>
+              </w:rPr>
+              <w:t xml:space="preserve"> false </w:t>
+            </w:r>
+            <w:r>
+              <w:rPr>
+                <w:rFonts w:asciiTheme="minorEastAsia" w:hAnsiTheme="minorEastAsia"/>
+                <w:bCs/>
+              </w:rPr>
+              <w:t>}</w:t>
+            </w:r>
+            <w:r>
+              <w:rPr>
+                <w:rFonts w:asciiTheme="minorEastAsia" w:hAnsiTheme="minorEastAsia" w:hint="eastAsia"/>
+                <w:bCs/>
+              </w:rPr>
+              <w:t xml:space="preserve"> </w:t>
             </w:r>
             <w:r>
               <w:rPr>
@@ -3431,7 +4730,7 @@
         </w:tc>
         <w:tc>
           <w:tcPr>
-            <w:tcW w:w="1751" w:type="dxa"/>
+            <w:tcW w:w="1629" w:type="dxa"/>
           </w:tcPr>
           <w:p>
             <w:pPr>
@@ -3475,7 +4774,7 @@
       <w:tr>
         <w:tc>
           <w:tcPr>
-            <w:tcW w:w="1169" w:type="dxa"/>
+            <w:tcW w:w="786" w:type="dxa"/>
           </w:tcPr>
           <w:p>
             <w:pPr>
@@ -3503,7 +4802,7 @@
         </w:tc>
         <w:tc>
           <w:tcPr>
-            <w:tcW w:w="2126" w:type="dxa"/>
+            <w:tcW w:w="2084" w:type="dxa"/>
           </w:tcPr>
           <w:p>
             <w:pPr>
@@ -3525,13 +4824,42 @@
                 <w:rFonts w:hint="eastAsia"/>
                 <w:szCs w:val="21"/>
               </w:rPr>
-              <w:t>解析二进制文件</w:t>
-            </w:r>
-          </w:p>
-        </w:tc>
-        <w:tc>
-          <w:tcPr>
-            <w:tcW w:w="3119" w:type="dxa"/>
+              <w:t>解析二进</w:t>
+            </w:r>
+            <w:r>
+              <w:rPr>
+                <w:rFonts w:hint="eastAsia"/>
+                <w:szCs w:val="21"/>
+              </w:rPr>
+              <w:lastRenderedPageBreak/>
+              <w:t>制文件</w:t>
+            </w:r>
+            <w:r>
+              <w:rPr>
+                <w:rFonts w:hint="eastAsia"/>
+                <w:szCs w:val="21"/>
+              </w:rPr>
+              <w:t>（通过</w:t>
+            </w:r>
+            <w:r>
+              <w:rPr>
+                <w:rFonts w:hint="eastAsia"/>
+                <w:szCs w:val="21"/>
+              </w:rPr>
+              <w:t xml:space="preserve"> dump </w:t>
+            </w:r>
+            <w:r>
+              <w:rPr>
+                <w:rFonts w:hint="eastAsia"/>
+                <w:szCs w:val="21"/>
+              </w:rPr>
+              <w:t>文件解析）</w:t>
+            </w:r>
+          </w:p>
+        </w:tc>
+        <w:tc>
+          <w:tcPr>
+            <w:tcW w:w="3902" w:type="dxa"/>
           </w:tcPr>
           <w:p>
             <w:pPr>
@@ -3546,6 +4874,7 @@
                 <w:rFonts w:hint="eastAsia"/>
                 <w:szCs w:val="21"/>
               </w:rPr>
+              <w:lastRenderedPageBreak/>
               <w:t>traceFmt(1</w:t>
             </w:r>
             <w:r>
@@ -3566,7 +4895,36 @@
                 <w:rFonts w:hint="eastAsia"/>
                 <w:szCs w:val="21"/>
               </w:rPr>
-              <w:t>path/trace.dump</w:t>
+              <w:t>/opt</w:t>
+            </w:r>
+            <w:r>
+              <w:rPr>
+                <w:rFonts w:hint="eastAsia"/>
+                <w:szCs w:val="21"/>
+              </w:rPr>
+              <w:t>/</w:t>
+            </w:r>
+            <w:r>
+              <w:rPr>
+                <w:rFonts w:hint="eastAsia"/>
+                <w:szCs w:val="21"/>
+              </w:rPr>
+              <w:t>trunk</w:t>
+            </w:r>
+            <w:r>
+              <w:rPr>
+                <w:rFonts w:hint="eastAsia"/>
+                <w:szCs w:val="21"/>
+              </w:rPr>
+              <w:t xml:space="preserve"> </w:t>
+            </w:r>
+            <w:r>
+              <w:rPr>
+                <w:rFonts w:hint="eastAsia"/>
+                <w:szCs w:val="21"/>
+              </w:rPr>
+              <w:lastRenderedPageBreak/>
+              <w:t>/trace.dump</w:t>
             </w:r>
             <w:r>
               <w:rPr>
@@ -3599,7 +4957,35 @@
                 <w:rFonts w:hint="eastAsia"/>
                 <w:szCs w:val="21"/>
               </w:rPr>
-              <w:t>path/trace.output</w:t>
+              <w:t>/opt</w:t>
+            </w:r>
+            <w:r>
+              <w:rPr>
+                <w:rFonts w:hint="eastAsia"/>
+                <w:szCs w:val="21"/>
+              </w:rPr>
+              <w:t>/</w:t>
+            </w:r>
+            <w:r>
+              <w:rPr>
+                <w:rFonts w:hint="eastAsia"/>
+                <w:szCs w:val="21"/>
+              </w:rPr>
+              <w:t>trunk</w:t>
+            </w:r>
+            <w:r>
+              <w:rPr>
+                <w:rFonts w:hint="eastAsia"/>
+                <w:szCs w:val="21"/>
+              </w:rPr>
+              <w:t xml:space="preserve"> </w:t>
+            </w:r>
+            <w:r>
+              <w:rPr>
+                <w:rFonts w:hint="eastAsia"/>
+                <w:szCs w:val="21"/>
+              </w:rPr>
+              <w:t>/trace.output</w:t>
             </w:r>
             <w:r>
               <w:rPr>
@@ -3625,9 +5011,59 @@
             </w:pPr>
             <w:r>
               <w:rPr>
-                <w:rFonts w:hint="eastAsia"/>
-              </w:rPr>
-              <w:t>{ FuncList : "local" }</w:t>
+                <w:rFonts w:asciiTheme="minorEastAsia" w:hAnsiTheme="minorEastAsia"/>
+                <w:bCs/>
+              </w:rPr>
+              <w:t>{</w:t>
+            </w:r>
+            <w:r>
+              <w:rPr>
+                <w:rFonts w:asciiTheme="minorEastAsia" w:hAnsiTheme="minorEastAsia" w:hint="eastAsia"/>
+                <w:bCs/>
+              </w:rPr>
+              <w:t xml:space="preserve"> </w:t>
+            </w:r>
+            <w:r>
+              <w:rPr>
+                <w:rFonts w:asciiTheme="minorEastAsia" w:hAnsiTheme="minorEastAsia"/>
+                <w:bCs/>
+              </w:rPr>
+              <w:t>UseFunctionListFile</w:t>
+            </w:r>
+            <w:r>
+              <w:rPr>
+                <w:rFonts w:asciiTheme="minorEastAsia" w:hAnsiTheme="minorEastAsia" w:hint="eastAsia"/>
+                <w:bCs/>
+              </w:rPr>
+              <w:t xml:space="preserve"> </w:t>
+            </w:r>
+            <w:r>
+              <w:rPr>
+                <w:rFonts w:asciiTheme="minorEastAsia" w:hAnsiTheme="minorEastAsia"/>
+                <w:bCs/>
+              </w:rPr>
+              <w:t>:</w:t>
+            </w:r>
+            <w:r>
+              <w:rPr>
+                <w:rFonts w:asciiTheme="minorEastAsia" w:hAnsiTheme="minorEastAsia" w:hint="eastAsia"/>
+                <w:bCs/>
+              </w:rPr>
+              <w:t xml:space="preserve"> true </w:t>
+            </w:r>
+            <w:r>
+              <w:rPr>
+                <w:rFonts w:asciiTheme="minorEastAsia" w:hAnsiTheme="minorEastAsia"/>
+                <w:bCs/>
+              </w:rPr>
+              <w:t>}</w:t>
+            </w:r>
+            <w:r>
+              <w:rPr>
+                <w:rFonts w:asciiTheme="minorEastAsia" w:hAnsiTheme="minorEastAsia" w:hint="eastAsia"/>
+                <w:bCs/>
+              </w:rPr>
+              <w:t xml:space="preserve"> </w:t>
             </w:r>
             <w:r>
               <w:rPr>
@@ -3640,7 +5076,7 @@
         </w:tc>
         <w:tc>
           <w:tcPr>
-            <w:tcW w:w="1751" w:type="dxa"/>
+            <w:tcW w:w="1629" w:type="dxa"/>
           </w:tcPr>
           <w:p>
             <w:pPr>
@@ -3655,6 +5091,7 @@
                 <w:rFonts w:hint="eastAsia"/>
                 <w:szCs w:val="21"/>
               </w:rPr>
+              <w:lastRenderedPageBreak/>
               <w:t>成功解析</w:t>
             </w:r>
             <w:r>
@@ -3662,6 +5099,7 @@
                 <w:rFonts w:hint="eastAsia"/>
                 <w:szCs w:val="21"/>
               </w:rPr>
+              <w:lastRenderedPageBreak/>
               <w:t>dump</w:t>
             </w:r>
             <w:r>
@@ -3684,7 +5122,7 @@
       <w:tr>
         <w:tc>
           <w:tcPr>
-            <w:tcW w:w="1169" w:type="dxa"/>
+            <w:tcW w:w="786" w:type="dxa"/>
           </w:tcPr>
           <w:p>
             <w:pPr>
@@ -3699,13 +5137,14 @@
                 <w:rFonts w:hint="eastAsia"/>
                 <w:szCs w:val="21"/>
               </w:rPr>
+              <w:lastRenderedPageBreak/>
               <w:t>05</w:t>
             </w:r>
           </w:p>
         </w:tc>
         <w:tc>
           <w:tcPr>
-            <w:tcW w:w="2126" w:type="dxa"/>
+            <w:tcW w:w="2084" w:type="dxa"/>
           </w:tcPr>
           <w:p>
             <w:pPr>
@@ -3720,13 +5159,13 @@
                 <w:rFonts w:hint="eastAsia"/>
                 <w:szCs w:val="21"/>
               </w:rPr>
-              <w:t>新接口解析二进制文件</w:t>
-            </w:r>
-          </w:p>
-        </w:tc>
-        <w:tc>
-          <w:tcPr>
-            <w:tcW w:w="3119" w:type="dxa"/>
+              <w:t>新接口解析二进制文件（通过外部文件解析）</w:t>
+            </w:r>
+          </w:p>
+        </w:tc>
+        <w:tc>
+          <w:tcPr>
+            <w:tcW w:w="3902" w:type="dxa"/>
           </w:tcPr>
           <w:p>
             <w:pPr>
@@ -3761,7 +5200,35 @@
                 <w:rFonts w:hint="eastAsia"/>
                 <w:szCs w:val="21"/>
               </w:rPr>
-              <w:t>path/trace.dump</w:t>
+              <w:t>/opt</w:t>
+            </w:r>
+            <w:r>
+              <w:rPr>
+                <w:rFonts w:hint="eastAsia"/>
+                <w:szCs w:val="21"/>
+              </w:rPr>
+              <w:t>/</w:t>
+            </w:r>
+            <w:r>
+              <w:rPr>
+                <w:rFonts w:hint="eastAsia"/>
+                <w:szCs w:val="21"/>
+              </w:rPr>
+              <w:t>trunk</w:t>
+            </w:r>
+            <w:r>
+              <w:rPr>
+                <w:rFonts w:hint="eastAsia"/>
+                <w:szCs w:val="21"/>
+              </w:rPr>
+              <w:t xml:space="preserve"> </w:t>
+            </w:r>
+            <w:r>
+              <w:rPr>
+                <w:rFonts w:hint="eastAsia"/>
+                <w:szCs w:val="21"/>
+              </w:rPr>
+              <w:t>/trace.dump</w:t>
             </w:r>
             <w:r>
               <w:rPr>
@@ -3794,7 +5261,35 @@
                 <w:rFonts w:hint="eastAsia"/>
                 <w:szCs w:val="21"/>
               </w:rPr>
-              <w:t>path/trace.output</w:t>
+              <w:t>/opt</w:t>
+            </w:r>
+            <w:r>
+              <w:rPr>
+                <w:rFonts w:hint="eastAsia"/>
+                <w:szCs w:val="21"/>
+              </w:rPr>
+              <w:t>/</w:t>
+            </w:r>
+            <w:r>
+              <w:rPr>
+                <w:rFonts w:hint="eastAsia"/>
+                <w:szCs w:val="21"/>
+              </w:rPr>
+              <w:t>trunk</w:t>
+            </w:r>
+            <w:r>
+              <w:rPr>
+                <w:rFonts w:hint="eastAsia"/>
+                <w:szCs w:val="21"/>
+              </w:rPr>
+              <w:t xml:space="preserve"> </w:t>
+            </w:r>
+            <w:r>
+              <w:rPr>
+                <w:rFonts w:hint="eastAsia"/>
+                <w:szCs w:val="21"/>
+              </w:rPr>
+              <w:t>/trace.output</w:t>
             </w:r>
             <w:r>
               <w:rPr>
@@ -3820,9 +5315,59 @@
             </w:pPr>
             <w:r>
               <w:rPr>
-                <w:rFonts w:hint="eastAsia"/>
-              </w:rPr>
-              <w:t>{ FuncList : "file" }</w:t>
+                <w:rFonts w:asciiTheme="minorEastAsia" w:hAnsiTheme="minorEastAsia"/>
+                <w:bCs/>
+              </w:rPr>
+              <w:t>{</w:t>
+            </w:r>
+            <w:r>
+              <w:rPr>
+                <w:rFonts w:asciiTheme="minorEastAsia" w:hAnsiTheme="minorEastAsia" w:hint="eastAsia"/>
+                <w:bCs/>
+              </w:rPr>
+              <w:t xml:space="preserve"> </w:t>
+            </w:r>
+            <w:r>
+              <w:rPr>
+                <w:rFonts w:asciiTheme="minorEastAsia" w:hAnsiTheme="minorEastAsia"/>
+                <w:bCs/>
+              </w:rPr>
+              <w:t>UseFunctionListFile</w:t>
+            </w:r>
+            <w:r>
+              <w:rPr>
+                <w:rFonts w:asciiTheme="minorEastAsia" w:hAnsiTheme="minorEastAsia" w:hint="eastAsia"/>
+                <w:bCs/>
+              </w:rPr>
+              <w:t xml:space="preserve"> </w:t>
+            </w:r>
+            <w:r>
+              <w:rPr>
+                <w:rFonts w:asciiTheme="minorEastAsia" w:hAnsiTheme="minorEastAsia"/>
+                <w:bCs/>
+              </w:rPr>
+              <w:t>:</w:t>
+            </w:r>
+            <w:r>
+              <w:rPr>
+                <w:rFonts w:asciiTheme="minorEastAsia" w:hAnsiTheme="minorEastAsia" w:hint="eastAsia"/>
+                <w:bCs/>
+              </w:rPr>
+              <w:t xml:space="preserve"> false </w:t>
+            </w:r>
+            <w:r>
+              <w:rPr>
+                <w:rFonts w:asciiTheme="minorEastAsia" w:hAnsiTheme="minorEastAsia"/>
+                <w:bCs/>
+              </w:rPr>
+              <w:t>}</w:t>
+            </w:r>
+            <w:r>
+              <w:rPr>
+                <w:rFonts w:asciiTheme="minorEastAsia" w:hAnsiTheme="minorEastAsia" w:hint="eastAsia"/>
+                <w:bCs/>
+              </w:rPr>
+              <w:t xml:space="preserve"> </w:t>
             </w:r>
             <w:r>
               <w:rPr>
@@ -3835,7 +5380,7 @@
         </w:tc>
         <w:tc>
           <w:tcPr>
-            <w:tcW w:w="1751" w:type="dxa"/>
+            <w:tcW w:w="1629" w:type="dxa"/>
           </w:tcPr>
           <w:p>
             <w:pPr>
@@ -3879,7 +5424,7 @@
       <w:tr>
         <w:tc>
           <w:tcPr>
-            <w:tcW w:w="1169" w:type="dxa"/>
+            <w:tcW w:w="786" w:type="dxa"/>
           </w:tcPr>
           <w:p>
             <w:pPr>
@@ -3900,7 +5445,7 @@
         </w:tc>
         <w:tc>
           <w:tcPr>
-            <w:tcW w:w="2126" w:type="dxa"/>
+            <w:tcW w:w="2084" w:type="dxa"/>
           </w:tcPr>
           <w:p>
             <w:pPr>
@@ -3917,11 +5462,32 @@
               </w:rPr>
               <w:t>老接口解析二进制文件</w:t>
             </w:r>
-          </w:p>
-        </w:tc>
-        <w:tc>
-          <w:tcPr>
-            <w:tcW w:w="3119" w:type="dxa"/>
+            <w:r>
+              <w:rPr>
+                <w:rFonts w:hint="eastAsia"/>
+                <w:szCs w:val="21"/>
+              </w:rPr>
+              <w:t>（默认通过</w:t>
+            </w:r>
+            <w:r>
+              <w:rPr>
+                <w:rFonts w:hint="eastAsia"/>
+                <w:szCs w:val="21"/>
+              </w:rPr>
+              <w:t xml:space="preserve"> dump </w:t>
+            </w:r>
+            <w:r>
+              <w:rPr>
+                <w:rFonts w:hint="eastAsia"/>
+                <w:szCs w:val="21"/>
+              </w:rPr>
+              <w:t>文件解析）</w:t>
+            </w:r>
+          </w:p>
+        </w:tc>
+        <w:tc>
+          <w:tcPr>
+            <w:tcW w:w="3902" w:type="dxa"/>
           </w:tcPr>
           <w:p>
             <w:pPr>
@@ -3956,7 +5522,35 @@
                 <w:rFonts w:hint="eastAsia"/>
                 <w:szCs w:val="21"/>
               </w:rPr>
-              <w:t>path/trace.dump</w:t>
+              <w:t>/opt</w:t>
+            </w:r>
+            <w:r>
+              <w:rPr>
+                <w:rFonts w:hint="eastAsia"/>
+                <w:szCs w:val="21"/>
+              </w:rPr>
+              <w:t>/</w:t>
+            </w:r>
+            <w:r>
+              <w:rPr>
+                <w:rFonts w:hint="eastAsia"/>
+                <w:szCs w:val="21"/>
+              </w:rPr>
+              <w:t>trunk</w:t>
+            </w:r>
+            <w:r>
+              <w:rPr>
+                <w:rFonts w:hint="eastAsia"/>
+                <w:szCs w:val="21"/>
+              </w:rPr>
+              <w:t xml:space="preserve"> </w:t>
+            </w:r>
+            <w:r>
+              <w:rPr>
+                <w:rFonts w:hint="eastAsia"/>
+                <w:szCs w:val="21"/>
+              </w:rPr>
+              <w:t>/trace.dump</w:t>
             </w:r>
             <w:r>
               <w:rPr>
@@ -3989,7 +5583,35 @@
                 <w:rFonts w:hint="eastAsia"/>
                 <w:szCs w:val="21"/>
               </w:rPr>
-              <w:t>path/trace.output</w:t>
+              <w:t>/opt</w:t>
+            </w:r>
+            <w:r>
+              <w:rPr>
+                <w:rFonts w:hint="eastAsia"/>
+                <w:szCs w:val="21"/>
+              </w:rPr>
+              <w:t>/</w:t>
+            </w:r>
+            <w:r>
+              <w:rPr>
+                <w:rFonts w:hint="eastAsia"/>
+                <w:szCs w:val="21"/>
+              </w:rPr>
+              <w:t>trunk</w:t>
+            </w:r>
+            <w:r>
+              <w:rPr>
+                <w:rFonts w:hint="eastAsia"/>
+                <w:szCs w:val="21"/>
+              </w:rPr>
+              <w:t xml:space="preserve"> </w:t>
+            </w:r>
+            <w:r>
+              <w:rPr>
+                <w:rFonts w:hint="eastAsia"/>
+                <w:szCs w:val="21"/>
+              </w:rPr>
+              <w:t>/trace.output</w:t>
             </w:r>
             <w:r>
               <w:rPr>
@@ -4017,7 +5639,7 @@
         </w:tc>
         <w:tc>
           <w:tcPr>
-            <w:tcW w:w="1751" w:type="dxa"/>
+            <w:tcW w:w="1629" w:type="dxa"/>
           </w:tcPr>
           <w:p>
             <w:pPr>
@@ -4061,7 +5683,7 @@
       <w:tr>
         <w:tc>
           <w:tcPr>
-            <w:tcW w:w="1169" w:type="dxa"/>
+            <w:tcW w:w="786" w:type="dxa"/>
           </w:tcPr>
           <w:p>
             <w:pPr>
@@ -4082,7 +5704,7 @@
         </w:tc>
         <w:tc>
           <w:tcPr>
-            <w:tcW w:w="2126" w:type="dxa"/>
+            <w:tcW w:w="2084" w:type="dxa"/>
           </w:tcPr>
           <w:p>
             <w:pPr>
@@ -4099,11 +5721,32 @@
               </w:rPr>
               <w:t>老接口解析二进制文件</w:t>
             </w:r>
-          </w:p>
-        </w:tc>
-        <w:tc>
-          <w:tcPr>
-            <w:tcW w:w="3119" w:type="dxa"/>
+            <w:r>
+              <w:rPr>
+                <w:rFonts w:hint="eastAsia"/>
+                <w:szCs w:val="21"/>
+              </w:rPr>
+              <w:t>（默认通过</w:t>
+            </w:r>
+            <w:r>
+              <w:rPr>
+                <w:rFonts w:hint="eastAsia"/>
+                <w:szCs w:val="21"/>
+              </w:rPr>
+              <w:t xml:space="preserve"> dump </w:t>
+            </w:r>
+            <w:r>
+              <w:rPr>
+                <w:rFonts w:hint="eastAsia"/>
+                <w:szCs w:val="21"/>
+              </w:rPr>
+              <w:t>文件解析）</w:t>
+            </w:r>
+          </w:p>
+        </w:tc>
+        <w:tc>
+          <w:tcPr>
+            <w:tcW w:w="3902" w:type="dxa"/>
           </w:tcPr>
           <w:p>
             <w:pPr>
@@ -4138,7 +5781,35 @@
                 <w:rFonts w:hint="eastAsia"/>
                 <w:szCs w:val="21"/>
               </w:rPr>
-              <w:t>path/trace.dump</w:t>
+              <w:t>/opt</w:t>
+            </w:r>
+            <w:r>
+              <w:rPr>
+                <w:rFonts w:hint="eastAsia"/>
+                <w:szCs w:val="21"/>
+              </w:rPr>
+              <w:t>/</w:t>
+            </w:r>
+            <w:r>
+              <w:rPr>
+                <w:rFonts w:hint="eastAsia"/>
+                <w:szCs w:val="21"/>
+              </w:rPr>
+              <w:t>trunk</w:t>
+            </w:r>
+            <w:r>
+              <w:rPr>
+                <w:rFonts w:hint="eastAsia"/>
+                <w:szCs w:val="21"/>
+              </w:rPr>
+              <w:t xml:space="preserve"> </w:t>
+            </w:r>
+            <w:r>
+              <w:rPr>
+                <w:rFonts w:hint="eastAsia"/>
+                <w:szCs w:val="21"/>
+              </w:rPr>
+              <w:t>/trace.dump</w:t>
             </w:r>
             <w:r>
               <w:rPr>
@@ -4171,7 +5842,35 @@
                 <w:rFonts w:hint="eastAsia"/>
                 <w:szCs w:val="21"/>
               </w:rPr>
-              <w:t>path/trace.output</w:t>
+              <w:t>/opt</w:t>
+            </w:r>
+            <w:r>
+              <w:rPr>
+                <w:rFonts w:hint="eastAsia"/>
+                <w:szCs w:val="21"/>
+              </w:rPr>
+              <w:t>/</w:t>
+            </w:r>
+            <w:r>
+              <w:rPr>
+                <w:rFonts w:hint="eastAsia"/>
+                <w:szCs w:val="21"/>
+              </w:rPr>
+              <w:t>trunk</w:t>
+            </w:r>
+            <w:r>
+              <w:rPr>
+                <w:rFonts w:hint="eastAsia"/>
+                <w:szCs w:val="21"/>
+              </w:rPr>
+              <w:t xml:space="preserve"> </w:t>
+            </w:r>
+            <w:r>
+              <w:rPr>
+                <w:rFonts w:hint="eastAsia"/>
+                <w:szCs w:val="21"/>
+              </w:rPr>
+              <w:t>/trace.output</w:t>
             </w:r>
             <w:r>
               <w:rPr>
@@ -4193,14 +5892,13 @@
                 <w:rFonts w:hint="eastAsia"/>
                 <w:szCs w:val="21"/>
               </w:rPr>
-              <w:lastRenderedPageBreak/>
               <w:t>)</w:t>
             </w:r>
           </w:p>
         </w:tc>
         <w:tc>
           <w:tcPr>
-            <w:tcW w:w="1751" w:type="dxa"/>
+            <w:tcW w:w="1629" w:type="dxa"/>
           </w:tcPr>
           <w:p>
             <w:pPr>
@@ -4215,7 +5913,6 @@
                 <w:rFonts w:hint="eastAsia"/>
                 <w:szCs w:val="21"/>
               </w:rPr>
-              <w:lastRenderedPageBreak/>
               <w:t>成功解析</w:t>
             </w:r>
             <w:r>
@@ -4237,15 +5934,7 @@
                 <w:rFonts w:hint="eastAsia"/>
                 <w:szCs w:val="21"/>
               </w:rPr>
-              <w:t>并输出数据正</w:t>
-            </w:r>
-            <w:r>
-              <w:rPr>
-                <w:rFonts w:hint="eastAsia"/>
-                <w:szCs w:val="21"/>
-              </w:rPr>
-              <w:lastRenderedPageBreak/>
-              <w:t>确的文件</w:t>
+              <w:t>并输出数据正确的文件</w:t>
             </w:r>
           </w:p>
         </w:tc>
@@ -5603,6 +7292,31 @@
       <w:szCs w:val="32"/>
     </w:rPr>
   </w:style>
+  <w:style w:type="paragraph" w:styleId="BalloonText">
+    <w:name w:val="Balloon Text"/>
+    <w:basedOn w:val="Normal"/>
+    <w:link w:val="BalloonTextChar"/>
+    <w:uiPriority w:val="99"/>
+    <w:semiHidden/>
+    <w:unhideWhenUsed/>
+    <w:rsid w:val="002978E1"/>
+    <w:rPr>
+      <w:sz w:val="16"/>
+      <w:szCs w:val="16"/>
+    </w:rPr>
+  </w:style>
+  <w:style w:type="character" w:customStyle="1" w:styleId="BalloonTextChar">
+    <w:name w:val="Balloon Text Char"/>
+    <w:basedOn w:val="DefaultParagraphFont"/>
+    <w:link w:val="BalloonText"/>
+    <w:uiPriority w:val="99"/>
+    <w:semiHidden/>
+    <w:rsid w:val="002978E1"/>
+    <w:rPr>
+      <w:sz w:val="16"/>
+      <w:szCs w:val="16"/>
+    </w:rPr>
+  </w:style>
 </w:styles>
 </file>
 

--- a/internal_doc/03.开发设计/Story-traceFmt优化函数code编码解析.docx
+++ b/internal_doc/03.开发设计/Story-traceFmt优化函数code编码解析.docx
@@ -1085,7 +1085,7 @@
           <v:shape id="_x0000_i1025" type="#_x0000_t75" style="width:286.1pt;height:347.5pt" o:ole="">
             <v:imagedata r:id="rId7" o:title=""/>
           </v:shape>
-          <o:OLEObject Type="Embed" ProgID="Visio.Drawing.11" ShapeID="_x0000_i1025" DrawAspect="Content" ObjectID="_1609053056" r:id="rId8"/>
+          <o:OLEObject Type="Embed" ProgID="Visio.Drawing.11" ShapeID="_x0000_i1025" DrawAspect="Content" ObjectID="_1609160398" r:id="rId8"/>
         </w:object>
       </w:r>
     </w:p>
@@ -1151,7 +1151,7 @@
           <v:shape id="_x0000_i1026" type="#_x0000_t75" style="width:286.1pt;height:230.4pt" o:ole="">
             <v:imagedata r:id="rId9" o:title=""/>
           </v:shape>
-          <o:OLEObject Type="Embed" ProgID="Visio.Drawing.11" ShapeID="_x0000_i1026" DrawAspect="Content" ObjectID="_1609053057" r:id="rId10"/>
+          <o:OLEObject Type="Embed" ProgID="Visio.Drawing.11" ShapeID="_x0000_i1026" DrawAspect="Content" ObjectID="_1609160399" r:id="rId10"/>
         </w:object>
       </w:r>
     </w:p>
@@ -1449,7 +1449,7 @@
           <v:shape id="_x0000_i1027" type="#_x0000_t75" style="width:286.1pt;height:333.1pt" o:ole="">
             <v:imagedata r:id="rId11" o:title=""/>
           </v:shape>
-          <o:OLEObject Type="Embed" ProgID="Visio.Drawing.11" ShapeID="_x0000_i1027" DrawAspect="Content" ObjectID="_1609053058" r:id="rId12"/>
+          <o:OLEObject Type="Embed" ProgID="Visio.Drawing.11" ShapeID="_x0000_i1027" DrawAspect="Content" ObjectID="_1609160400" r:id="rId12"/>
         </w:object>
       </w:r>
     </w:p>
@@ -1511,7 +1511,7 @@
           <v:shape id="_x0000_i1028" type="#_x0000_t75" style="width:286.75pt;height:380.05pt" o:ole="">
             <v:imagedata r:id="rId13" o:title=""/>
           </v:shape>
-          <o:OLEObject Type="Embed" ProgID="Visio.Drawing.11" ShapeID="_x0000_i1028" DrawAspect="Content" ObjectID="_1609053059" r:id="rId14"/>
+          <o:OLEObject Type="Embed" ProgID="Visio.Drawing.11" ShapeID="_x0000_i1028" DrawAspect="Content" ObjectID="_1609160401" r:id="rId14"/>
         </w:object>
       </w:r>
     </w:p>
@@ -1597,7 +1597,7 @@
           <v:shape id="_x0000_i1029" type="#_x0000_t75" style="width:286.1pt;height:87.65pt" o:ole="">
             <v:imagedata r:id="rId15" o:title=""/>
           </v:shape>
-          <o:OLEObject Type="Embed" ProgID="Visio.Drawing.11" ShapeID="_x0000_i1029" DrawAspect="Content" ObjectID="_1609053060" r:id="rId16"/>
+          <o:OLEObject Type="Embed" ProgID="Visio.Drawing.11" ShapeID="_x0000_i1029" DrawAspect="Content" ObjectID="_1609160402" r:id="rId16"/>
         </w:object>
       </w:r>
     </w:p>
@@ -2511,7 +2511,7 @@
           <v:shape id="_x0000_i1030" type="#_x0000_t75" style="width:155.9pt;height:44.45pt" o:ole="">
             <v:imagedata r:id="rId17" o:title=""/>
           </v:shape>
-          <o:OLEObject Type="Embed" ProgID="Visio.Drawing.11" ShapeID="_x0000_i1030" DrawAspect="Content" ObjectID="_1609053061" r:id="rId18"/>
+          <o:OLEObject Type="Embed" ProgID="Visio.Drawing.11" ShapeID="_x0000_i1030" DrawAspect="Content" ObjectID="_1609160403" r:id="rId18"/>
         </w:object>
       </w:r>
     </w:p>
@@ -2849,7 +2849,7 @@
           <v:shape id="_x0000_i1031" type="#_x0000_t75" style="width:247.3pt;height:381.3pt" o:ole="">
             <v:imagedata r:id="rId20" o:title=""/>
           </v:shape>
-          <o:OLEObject Type="Embed" ProgID="Visio.Drawing.11" ShapeID="_x0000_i1031" DrawAspect="Content" ObjectID="_1609053062" r:id="rId21"/>
+          <o:OLEObject Type="Embed" ProgID="Visio.Drawing.11" ShapeID="_x0000_i1031" DrawAspect="Content" ObjectID="_1609160404" r:id="rId21"/>
         </w:object>
       </w:r>
     </w:p>
@@ -6089,6 +6089,12 @@
               <w:spacing w:line="360" w:lineRule="auto"/>
               <w:ind w:left="0"/>
             </w:pPr>
+            <w:r>
+              <w:rPr>
+                <w:rFonts w:hint="eastAsia"/>
+              </w:rPr>
+              <w:t>Y</w:t>
+            </w:r>
           </w:p>
         </w:tc>
         <w:tc>
@@ -6130,6 +6136,12 @@
               <w:spacing w:line="360" w:lineRule="auto"/>
               <w:ind w:left="0"/>
             </w:pPr>
+            <w:r>
+              <w:rPr>
+                <w:rFonts w:hint="eastAsia"/>
+              </w:rPr>
+              <w:t>Y</w:t>
+            </w:r>
           </w:p>
         </w:tc>
         <w:tc>
@@ -6177,6 +6189,12 @@
               <w:spacing w:line="360" w:lineRule="auto"/>
               <w:ind w:left="0"/>
             </w:pPr>
+            <w:r>
+              <w:rPr>
+                <w:rFonts w:hint="eastAsia"/>
+              </w:rPr>
+              <w:t>Y</w:t>
+            </w:r>
           </w:p>
         </w:tc>
         <w:tc>
@@ -6218,6 +6236,12 @@
               <w:spacing w:line="360" w:lineRule="auto"/>
               <w:ind w:left="0"/>
             </w:pPr>
+            <w:r>
+              <w:rPr>
+                <w:rFonts w:hint="eastAsia"/>
+              </w:rPr>
+              <w:t>Y</w:t>
+            </w:r>
           </w:p>
         </w:tc>
         <w:tc>
@@ -6259,6 +6283,12 @@
               <w:spacing w:line="360" w:lineRule="auto"/>
               <w:ind w:left="0"/>
             </w:pPr>
+            <w:r>
+              <w:rPr>
+                <w:rFonts w:hint="eastAsia"/>
+              </w:rPr>
+              <w:t>N</w:t>
+            </w:r>
           </w:p>
         </w:tc>
         <w:tc>
@@ -6300,6 +6330,12 @@
               <w:spacing w:line="360" w:lineRule="auto"/>
               <w:ind w:left="0"/>
             </w:pPr>
+            <w:r>
+              <w:rPr>
+                <w:rFonts w:hint="eastAsia"/>
+              </w:rPr>
+              <w:t>Y</w:t>
+            </w:r>
           </w:p>
         </w:tc>
         <w:tc>
@@ -6341,6 +6377,12 @@
               <w:spacing w:line="360" w:lineRule="auto"/>
               <w:ind w:left="0"/>
             </w:pPr>
+            <w:r>
+              <w:rPr>
+                <w:rFonts w:hint="eastAsia"/>
+              </w:rPr>
+              <w:t>N</w:t>
+            </w:r>
           </w:p>
         </w:tc>
         <w:tc>
@@ -6382,6 +6424,12 @@
               <w:spacing w:line="360" w:lineRule="auto"/>
               <w:ind w:left="0"/>
             </w:pPr>
+            <w:r>
+              <w:rPr>
+                <w:rFonts w:hint="eastAsia"/>
+              </w:rPr>
+              <w:t>N</w:t>
+            </w:r>
           </w:p>
         </w:tc>
         <w:tc>
@@ -6429,6 +6477,12 @@
               <w:spacing w:line="360" w:lineRule="auto"/>
               <w:ind w:left="0"/>
             </w:pPr>
+            <w:r>
+              <w:rPr>
+                <w:rFonts w:hint="eastAsia"/>
+              </w:rPr>
+              <w:t>N</w:t>
+            </w:r>
           </w:p>
         </w:tc>
         <w:tc>

--- a/internal_doc/03.开发设计/Story-traceFmt优化函数code编码解析.docx
+++ b/internal_doc/03.开发设计/Story-traceFmt优化函数code编码解析.docx
@@ -1085,7 +1085,7 @@
           <v:shape id="_x0000_i1025" type="#_x0000_t75" style="width:286.1pt;height:347.5pt" o:ole="">
             <v:imagedata r:id="rId7" o:title=""/>
           </v:shape>
-          <o:OLEObject Type="Embed" ProgID="Visio.Drawing.11" ShapeID="_x0000_i1025" DrawAspect="Content" ObjectID="_1609160398" r:id="rId8"/>
+          <o:OLEObject Type="Embed" ProgID="Visio.Drawing.11" ShapeID="_x0000_i1025" DrawAspect="Content" ObjectID="_1609161515" r:id="rId8"/>
         </w:object>
       </w:r>
     </w:p>
@@ -1151,7 +1151,7 @@
           <v:shape id="_x0000_i1026" type="#_x0000_t75" style="width:286.1pt;height:230.4pt" o:ole="">
             <v:imagedata r:id="rId9" o:title=""/>
           </v:shape>
-          <o:OLEObject Type="Embed" ProgID="Visio.Drawing.11" ShapeID="_x0000_i1026" DrawAspect="Content" ObjectID="_1609160399" r:id="rId10"/>
+          <o:OLEObject Type="Embed" ProgID="Visio.Drawing.11" ShapeID="_x0000_i1026" DrawAspect="Content" ObjectID="_1609161516" r:id="rId10"/>
         </w:object>
       </w:r>
     </w:p>
@@ -1449,7 +1449,7 @@
           <v:shape id="_x0000_i1027" type="#_x0000_t75" style="width:286.1pt;height:333.1pt" o:ole="">
             <v:imagedata r:id="rId11" o:title=""/>
           </v:shape>
-          <o:OLEObject Type="Embed" ProgID="Visio.Drawing.11" ShapeID="_x0000_i1027" DrawAspect="Content" ObjectID="_1609160400" r:id="rId12"/>
+          <o:OLEObject Type="Embed" ProgID="Visio.Drawing.11" ShapeID="_x0000_i1027" DrawAspect="Content" ObjectID="_1609161517" r:id="rId12"/>
         </w:object>
       </w:r>
     </w:p>
@@ -1511,7 +1511,7 @@
           <v:shape id="_x0000_i1028" type="#_x0000_t75" style="width:286.75pt;height:380.05pt" o:ole="">
             <v:imagedata r:id="rId13" o:title=""/>
           </v:shape>
-          <o:OLEObject Type="Embed" ProgID="Visio.Drawing.11" ShapeID="_x0000_i1028" DrawAspect="Content" ObjectID="_1609160401" r:id="rId14"/>
+          <o:OLEObject Type="Embed" ProgID="Visio.Drawing.11" ShapeID="_x0000_i1028" DrawAspect="Content" ObjectID="_1609161518" r:id="rId14"/>
         </w:object>
       </w:r>
     </w:p>
@@ -1597,7 +1597,7 @@
           <v:shape id="_x0000_i1029" type="#_x0000_t75" style="width:286.1pt;height:87.65pt" o:ole="">
             <v:imagedata r:id="rId15" o:title=""/>
           </v:shape>
-          <o:OLEObject Type="Embed" ProgID="Visio.Drawing.11" ShapeID="_x0000_i1029" DrawAspect="Content" ObjectID="_1609160402" r:id="rId16"/>
+          <o:OLEObject Type="Embed" ProgID="Visio.Drawing.11" ShapeID="_x0000_i1029" DrawAspect="Content" ObjectID="_1609161519" r:id="rId16"/>
         </w:object>
       </w:r>
     </w:p>
@@ -2511,7 +2511,7 @@
           <v:shape id="_x0000_i1030" type="#_x0000_t75" style="width:155.9pt;height:44.45pt" o:ole="">
             <v:imagedata r:id="rId17" o:title=""/>
           </v:shape>
-          <o:OLEObject Type="Embed" ProgID="Visio.Drawing.11" ShapeID="_x0000_i1030" DrawAspect="Content" ObjectID="_1609160403" r:id="rId18"/>
+          <o:OLEObject Type="Embed" ProgID="Visio.Drawing.11" ShapeID="_x0000_i1030" DrawAspect="Content" ObjectID="_1609161520" r:id="rId18"/>
         </w:object>
       </w:r>
     </w:p>
@@ -2849,7 +2849,7 @@
           <v:shape id="_x0000_i1031" type="#_x0000_t75" style="width:247.3pt;height:381.3pt" o:ole="">
             <v:imagedata r:id="rId20" o:title=""/>
           </v:shape>
-          <o:OLEObject Type="Embed" ProgID="Visio.Drawing.11" ShapeID="_x0000_i1031" DrawAspect="Content" ObjectID="_1609160404" r:id="rId21"/>
+          <o:OLEObject Type="Embed" ProgID="Visio.Drawing.11" ShapeID="_x0000_i1031" DrawAspect="Content" ObjectID="_1609161521" r:id="rId21"/>
         </w:object>
       </w:r>
     </w:p>
@@ -6299,7 +6299,28 @@
             <w:pPr>
               <w:spacing w:line="360" w:lineRule="auto"/>
               <w:ind w:left="0"/>
-            </w:pPr>
+              <w:rPr>
+                <w:rFonts w:hint="eastAsia"/>
+              </w:rPr>
+            </w:pPr>
+            <w:r>
+              <w:rPr>
+                <w:rFonts w:hint="eastAsia"/>
+              </w:rPr>
+              <w:t>新接口主要是用于测试部门的测试工作，并不对外开放使用，所以</w:t>
+            </w:r>
+            <w:r>
+              <w:rPr>
+                <w:rFonts w:hint="eastAsia"/>
+              </w:rPr>
+              <w:t xml:space="preserve"> traceOff </w:t>
+            </w:r>
+            <w:r>
+              <w:rPr>
+                <w:rFonts w:hint="eastAsia"/>
+              </w:rPr>
+              <w:t>的资料无需变更</w:t>
+            </w:r>
           </w:p>
         </w:tc>
       </w:tr>
@@ -6364,6 +6385,7 @@
               <w:rPr>
                 <w:rFonts w:hint="eastAsia"/>
               </w:rPr>
+              <w:lastRenderedPageBreak/>
               <w:t>相关驱动是否变更或添加</w:t>
             </w:r>
           </w:p>
@@ -6382,6 +6404,12 @@
                 <w:rFonts w:hint="eastAsia"/>
               </w:rPr>
               <w:t>N</w:t>
+            </w:r>
+            <w:r>
+              <w:rPr>
+                <w:rFonts w:hint="eastAsia"/>
+              </w:rPr>
+              <w:t>A</w:t>
             </w:r>
           </w:p>
         </w:tc>
@@ -6429,6 +6457,12 @@
                 <w:rFonts w:hint="eastAsia"/>
               </w:rPr>
               <w:t>N</w:t>
+            </w:r>
+            <w:r>
+              <w:rPr>
+                <w:rFonts w:hint="eastAsia"/>
+              </w:rPr>
+              <w:t>A</w:t>
             </w:r>
           </w:p>
         </w:tc>
